--- a/CSE207/Final/Pseudocode/Heap.docx
+++ b/CSE207/Final/Pseudocode/Heap.docx
@@ -20,16 +20,7 @@
           <w:sz w:val="56"/>
           <w:szCs w:val="56"/>
         </w:rPr>
-        <w:t>BF</w:t>
-      </w:r>
-      <w:r>
-        <w:rPr>
-          <w:rFonts w:ascii="Times New Roman" w:eastAsia="Times New Roman" w:hAnsi="Times New Roman" w:cs="Times New Roman"/>
-          <w:b/>
-          <w:sz w:val="56"/>
-          <w:szCs w:val="56"/>
-        </w:rPr>
-        <w:t>S</w:t>
+        <w:t>HEAP</w:t>
       </w:r>
     </w:p>
     <w:p>
@@ -455,7 +446,45 @@
           <w:sz w:val="36"/>
           <w:szCs w:val="36"/>
         </w:rPr>
-        <w:t xml:space="preserve"> l</w:t>
+        <w:t xml:space="preserve"> len </w:t>
+      </w:r>
+      <m:oMath>
+        <m:r>
+          <w:rPr>
+            <w:rFonts w:ascii="Cambria Math" w:eastAsia="Times New Roman" w:hAnsi="Cambria Math" w:cs="Times New Roman"/>
+            <w:sz w:val="36"/>
+            <w:szCs w:val="36"/>
+          </w:rPr>
+          <m:t>+</m:t>
+        </m:r>
+      </m:oMath>
+      <w:r>
+        <w:rPr>
+          <w:rFonts w:ascii="Times New Roman" w:eastAsia="Times New Roman" w:hAnsi="Times New Roman" w:cs="Times New Roman"/>
+          <w:sz w:val="36"/>
+          <w:szCs w:val="36"/>
+        </w:rPr>
+        <w:t xml:space="preserve"> 1</w:t>
+      </w:r>
+    </w:p>
+    <w:p>
+      <w:pPr>
+        <w:spacing w:after="75" w:line="240" w:lineRule="auto"/>
+        <w:ind w:left="1800" w:hanging="1800"/>
+        <w:jc w:val="both"/>
+        <w:rPr>
+          <w:rFonts w:ascii="Times New Roman" w:eastAsia="Times New Roman" w:hAnsi="Times New Roman" w:cs="Times New Roman"/>
+          <w:sz w:val="36"/>
+          <w:szCs w:val="36"/>
+        </w:rPr>
+      </w:pPr>
+      <w:r>
+        <w:rPr>
+          <w:rFonts w:ascii="Times New Roman" w:eastAsia="Times New Roman" w:hAnsi="Times New Roman" w:cs="Times New Roman"/>
+          <w:sz w:val="36"/>
+          <w:szCs w:val="36"/>
+        </w:rPr>
+        <w:t>Step 3: Set heap[</w:t>
       </w:r>
       <w:proofErr w:type="spellStart"/>
       <w:r>
@@ -464,7 +493,7 @@
           <w:sz w:val="36"/>
           <w:szCs w:val="36"/>
         </w:rPr>
-        <w:t>en</w:t>
+        <w:t>len</w:t>
       </w:r>
       <w:proofErr w:type="spellEnd"/>
       <w:r>
@@ -473,25 +502,589 @@
           <w:sz w:val="36"/>
           <w:szCs w:val="36"/>
         </w:rPr>
+        <w:t xml:space="preserve">] </w:t>
+      </w:r>
+      <m:oMath>
+        <m:r>
+          <w:rPr>
+            <w:rFonts w:ascii="Cambria Math" w:eastAsia="Times New Roman" w:hAnsi="Cambria Math" w:cs="Times New Roman"/>
+            <w:sz w:val="36"/>
+            <w:szCs w:val="36"/>
+          </w:rPr>
+          <m:t>≔</m:t>
+        </m:r>
+      </m:oMath>
+      <w:r>
+        <w:rPr>
+          <w:rFonts w:ascii="Times New Roman" w:eastAsia="Times New Roman" w:hAnsi="Times New Roman" w:cs="Times New Roman"/>
+          <w:sz w:val="36"/>
+          <w:szCs w:val="36"/>
+        </w:rPr>
+        <w:t xml:space="preserve"> Key</w:t>
+      </w:r>
+    </w:p>
+    <w:p>
+      <w:pPr>
+        <w:spacing w:after="75" w:line="240" w:lineRule="auto"/>
+        <w:ind w:left="1800" w:hanging="1800"/>
+        <w:jc w:val="both"/>
+        <w:rPr>
+          <w:rFonts w:ascii="Times New Roman" w:eastAsia="Times New Roman" w:hAnsi="Times New Roman" w:cs="Times New Roman"/>
+          <w:sz w:val="36"/>
+          <w:szCs w:val="36"/>
+        </w:rPr>
+      </w:pPr>
+      <w:r>
+        <w:rPr>
+          <w:rFonts w:ascii="Times New Roman" w:eastAsia="Times New Roman" w:hAnsi="Times New Roman" w:cs="Times New Roman"/>
+          <w:sz w:val="36"/>
+          <w:szCs w:val="36"/>
+        </w:rPr>
+        <w:t xml:space="preserve">Step 4: Set index </w:t>
+      </w:r>
+      <m:oMath>
+        <m:r>
+          <w:rPr>
+            <w:rFonts w:ascii="Cambria Math" w:eastAsia="Times New Roman" w:hAnsi="Cambria Math" w:cs="Times New Roman"/>
+            <w:sz w:val="36"/>
+            <w:szCs w:val="36"/>
+          </w:rPr>
+          <m:t>≔</m:t>
+        </m:r>
+      </m:oMath>
+      <w:r>
+        <w:rPr>
+          <w:rFonts w:ascii="Times New Roman" w:eastAsia="Times New Roman" w:hAnsi="Times New Roman" w:cs="Times New Roman"/>
+          <w:sz w:val="36"/>
+          <w:szCs w:val="36"/>
+        </w:rPr>
+        <w:t xml:space="preserve"> len</w:t>
+      </w:r>
+    </w:p>
+    <w:p>
+      <w:pPr>
+        <w:spacing w:after="75" w:line="240" w:lineRule="auto"/>
+        <w:ind w:left="1260" w:hanging="1260"/>
+        <w:jc w:val="both"/>
+        <w:rPr>
+          <w:rFonts w:ascii="Times New Roman" w:eastAsia="Times New Roman" w:hAnsi="Times New Roman" w:cs="Times New Roman"/>
+          <w:sz w:val="36"/>
+          <w:szCs w:val="36"/>
+        </w:rPr>
+      </w:pPr>
+      <w:r>
+        <w:rPr>
+          <w:rFonts w:ascii="Times New Roman" w:eastAsia="Times New Roman" w:hAnsi="Times New Roman" w:cs="Times New Roman"/>
+          <w:sz w:val="36"/>
+          <w:szCs w:val="36"/>
+        </w:rPr>
+        <w:t xml:space="preserve">Step 5: Repeat step 6-8 while index </w:t>
+      </w:r>
+      <m:oMath>
+        <m:r>
+          <w:rPr>
+            <w:rFonts w:ascii="Cambria Math" w:eastAsia="Times New Roman" w:hAnsi="Cambria Math" w:cs="Times New Roman"/>
+            <w:sz w:val="36"/>
+            <w:szCs w:val="36"/>
+          </w:rPr>
+          <m:t>&gt;</m:t>
+        </m:r>
+      </m:oMath>
+      <w:r>
+        <w:rPr>
+          <w:rFonts w:ascii="Times New Roman" w:eastAsia="Times New Roman" w:hAnsi="Times New Roman" w:cs="Times New Roman"/>
+          <w:sz w:val="36"/>
+          <w:szCs w:val="36"/>
+        </w:rPr>
+        <w:t xml:space="preserve"> 1 and heap[index</w:t>
+      </w:r>
+      <m:oMath>
+        <m:r>
+          <w:rPr>
+            <w:rFonts w:ascii="Cambria Math" w:eastAsia="Times New Roman" w:hAnsi="Cambria Math" w:cs="Times New Roman"/>
+            <w:sz w:val="36"/>
+            <w:szCs w:val="36"/>
+          </w:rPr>
+          <m:t xml:space="preserve"> / </m:t>
+        </m:r>
+      </m:oMath>
+      <w:r>
+        <w:rPr>
+          <w:rFonts w:ascii="Times New Roman" w:eastAsia="Times New Roman" w:hAnsi="Times New Roman" w:cs="Times New Roman"/>
+          <w:sz w:val="36"/>
+          <w:szCs w:val="36"/>
+        </w:rPr>
+        <w:t xml:space="preserve">2] </w:t>
+      </w:r>
+      <m:oMath>
+        <m:r>
+          <w:rPr>
+            <w:rFonts w:ascii="Cambria Math" w:eastAsia="Times New Roman" w:hAnsi="Cambria Math" w:cs="Times New Roman"/>
+            <w:sz w:val="36"/>
+            <w:szCs w:val="36"/>
+          </w:rPr>
+          <m:t>&lt;</m:t>
+        </m:r>
+      </m:oMath>
+      <w:r>
+        <w:rPr>
+          <w:rFonts w:ascii="Times New Roman" w:eastAsia="Times New Roman" w:hAnsi="Times New Roman" w:cs="Times New Roman"/>
+          <w:sz w:val="36"/>
+          <w:szCs w:val="36"/>
+        </w:rPr>
+        <w:t xml:space="preserve"> heap[index]</w:t>
+      </w:r>
+    </w:p>
+    <w:p>
+      <w:pPr>
+        <w:spacing w:after="75" w:line="240" w:lineRule="auto"/>
+        <w:ind w:left="1260" w:hanging="1260"/>
+        <w:jc w:val="both"/>
+        <w:rPr>
+          <w:rFonts w:ascii="Times New Roman" w:eastAsia="Times New Roman" w:hAnsi="Times New Roman" w:cs="Times New Roman"/>
+          <w:sz w:val="36"/>
+          <w:szCs w:val="36"/>
+        </w:rPr>
+      </w:pPr>
+      <w:r>
+        <w:rPr>
+          <w:rFonts w:ascii="Times New Roman" w:eastAsia="Times New Roman" w:hAnsi="Times New Roman" w:cs="Times New Roman"/>
+          <w:sz w:val="36"/>
+          <w:szCs w:val="36"/>
+        </w:rPr>
+        <w:t xml:space="preserve">Step 6: </w:t>
+      </w:r>
+      <w:proofErr w:type="gramStart"/>
+      <w:r>
+        <w:rPr>
+          <w:rFonts w:ascii="Times New Roman" w:eastAsia="Times New Roman" w:hAnsi="Times New Roman" w:cs="Times New Roman"/>
+          <w:sz w:val="36"/>
+          <w:szCs w:val="36"/>
+        </w:rPr>
+        <w:t>Swap(</w:t>
+      </w:r>
+      <w:proofErr w:type="gramEnd"/>
+      <w:r>
+        <w:rPr>
+          <w:rFonts w:ascii="Times New Roman" w:eastAsia="Times New Roman" w:hAnsi="Times New Roman" w:cs="Times New Roman"/>
+          <w:sz w:val="36"/>
+          <w:szCs w:val="36"/>
+        </w:rPr>
+        <w:t xml:space="preserve">heap[index </w:t>
+      </w:r>
+      <m:oMath>
+        <m:r>
+          <w:rPr>
+            <w:rFonts w:ascii="Cambria Math" w:eastAsia="Times New Roman" w:hAnsi="Cambria Math" w:cs="Times New Roman"/>
+            <w:sz w:val="36"/>
+            <w:szCs w:val="36"/>
+          </w:rPr>
+          <m:t>/</m:t>
+        </m:r>
+      </m:oMath>
+      <w:r>
+        <w:rPr>
+          <w:rFonts w:ascii="Times New Roman" w:eastAsia="Times New Roman" w:hAnsi="Times New Roman" w:cs="Times New Roman"/>
+          <w:sz w:val="36"/>
+          <w:szCs w:val="36"/>
+        </w:rPr>
+        <w:t xml:space="preserve"> 2], heap[index])</w:t>
+      </w:r>
+    </w:p>
+    <w:p>
+      <w:pPr>
+        <w:spacing w:after="75" w:line="240" w:lineRule="auto"/>
+        <w:ind w:left="1260" w:hanging="1260"/>
+        <w:jc w:val="both"/>
+        <w:rPr>
+          <w:rFonts w:ascii="Times New Roman" w:eastAsia="Times New Roman" w:hAnsi="Times New Roman" w:cs="Times New Roman"/>
+          <w:sz w:val="36"/>
+          <w:szCs w:val="36"/>
+        </w:rPr>
+      </w:pPr>
+      <w:r>
+        <w:rPr>
+          <w:rFonts w:ascii="Times New Roman" w:eastAsia="Times New Roman" w:hAnsi="Times New Roman" w:cs="Times New Roman"/>
+          <w:sz w:val="36"/>
+          <w:szCs w:val="36"/>
+        </w:rPr>
+        <w:t xml:space="preserve">Step 7: Set index </w:t>
+      </w:r>
+      <m:oMath>
+        <m:r>
+          <w:rPr>
+            <w:rFonts w:ascii="Cambria Math" w:eastAsia="Times New Roman" w:hAnsi="Cambria Math" w:cs="Times New Roman"/>
+            <w:sz w:val="36"/>
+            <w:szCs w:val="36"/>
+          </w:rPr>
+          <m:t>≔</m:t>
+        </m:r>
+      </m:oMath>
+      <w:r>
+        <w:rPr>
+          <w:rFonts w:ascii="Times New Roman" w:eastAsia="Times New Roman" w:hAnsi="Times New Roman" w:cs="Times New Roman"/>
+          <w:sz w:val="36"/>
+          <w:szCs w:val="36"/>
+        </w:rPr>
+        <w:t xml:space="preserve"> index </w:t>
+      </w:r>
+      <m:oMath>
+        <m:r>
+          <w:rPr>
+            <w:rFonts w:ascii="Cambria Math" w:eastAsia="Times New Roman" w:hAnsi="Cambria Math" w:cs="Times New Roman"/>
+            <w:sz w:val="36"/>
+            <w:szCs w:val="36"/>
+          </w:rPr>
+          <m:t>/</m:t>
+        </m:r>
+      </m:oMath>
+      <w:r>
+        <w:rPr>
+          <w:rFonts w:ascii="Times New Roman" w:eastAsia="Times New Roman" w:hAnsi="Times New Roman" w:cs="Times New Roman"/>
+          <w:sz w:val="36"/>
+          <w:szCs w:val="36"/>
+        </w:rPr>
+        <w:t xml:space="preserve"> 2</w:t>
+      </w:r>
+    </w:p>
+    <w:p>
+      <w:pPr>
+        <w:spacing w:after="75" w:line="240" w:lineRule="auto"/>
+        <w:ind w:left="1260" w:hanging="1260"/>
+        <w:jc w:val="both"/>
+        <w:rPr>
+          <w:rFonts w:ascii="Times New Roman" w:eastAsia="Times New Roman" w:hAnsi="Times New Roman" w:cs="Times New Roman"/>
+          <w:sz w:val="36"/>
+          <w:szCs w:val="36"/>
+        </w:rPr>
+      </w:pPr>
+      <w:r>
+        <w:rPr>
+          <w:rFonts w:ascii="Times New Roman" w:eastAsia="Times New Roman" w:hAnsi="Times New Roman" w:cs="Times New Roman"/>
+          <w:sz w:val="36"/>
+          <w:szCs w:val="36"/>
+        </w:rPr>
+        <w:t>Step 8: Go to step 5</w:t>
+      </w:r>
+    </w:p>
+    <w:p>
+      <w:pPr>
+        <w:spacing w:after="75" w:line="240" w:lineRule="auto"/>
+        <w:ind w:left="1260" w:hanging="1260"/>
+        <w:jc w:val="both"/>
+        <w:rPr>
+          <w:rFonts w:ascii="Times New Roman" w:eastAsia="Times New Roman" w:hAnsi="Times New Roman" w:cs="Times New Roman"/>
+          <w:sz w:val="36"/>
+          <w:szCs w:val="36"/>
+        </w:rPr>
+      </w:pPr>
+      <w:r>
+        <w:rPr>
+          <w:rFonts w:ascii="Times New Roman" w:eastAsia="Times New Roman" w:hAnsi="Times New Roman" w:cs="Times New Roman"/>
+          <w:sz w:val="36"/>
+          <w:szCs w:val="36"/>
+        </w:rPr>
+        <w:t>Step 9: Return</w:t>
+      </w:r>
+    </w:p>
+    <w:p>
+      <w:pPr>
+        <w:spacing w:after="75" w:line="240" w:lineRule="auto"/>
+        <w:ind w:hanging="1440"/>
+        <w:jc w:val="both"/>
+        <w:rPr>
+          <w:rFonts w:ascii="Times New Roman" w:eastAsia="Times New Roman" w:hAnsi="Times New Roman" w:cs="Times New Roman"/>
+          <w:sz w:val="36"/>
+          <w:szCs w:val="36"/>
+        </w:rPr>
+      </w:pPr>
+    </w:p>
+    <w:p>
+      <w:pPr>
+        <w:spacing w:after="75" w:line="240" w:lineRule="auto"/>
+        <w:jc w:val="both"/>
+        <w:rPr>
+          <w:rFonts w:ascii="Times New Roman" w:eastAsia="Times New Roman" w:hAnsi="Times New Roman" w:cs="Times New Roman"/>
+          <w:bCs/>
+          <w:sz w:val="36"/>
+          <w:szCs w:val="36"/>
+        </w:rPr>
+      </w:pPr>
+      <w:r>
+        <w:rPr>
+          <w:rFonts w:ascii="Times New Roman" w:eastAsia="Times New Roman" w:hAnsi="Times New Roman" w:cs="Times New Roman"/>
+          <w:b/>
+          <w:sz w:val="36"/>
+          <w:szCs w:val="36"/>
+        </w:rPr>
+        <w:t xml:space="preserve">Question </w:t>
+      </w:r>
+      <w:r>
+        <w:rPr>
+          <w:rFonts w:ascii="Times New Roman" w:eastAsia="Times New Roman" w:hAnsi="Times New Roman" w:cs="Times New Roman"/>
+          <w:b/>
+          <w:sz w:val="36"/>
+          <w:szCs w:val="36"/>
+        </w:rPr>
+        <w:t>2</w:t>
+      </w:r>
+      <w:r>
+        <w:rPr>
+          <w:rFonts w:ascii="Times New Roman" w:eastAsia="Times New Roman" w:hAnsi="Times New Roman" w:cs="Times New Roman"/>
+          <w:b/>
+          <w:sz w:val="36"/>
+          <w:szCs w:val="36"/>
+        </w:rPr>
+        <w:t>:</w:t>
+      </w:r>
+      <w:r>
+        <w:rPr>
+          <w:rFonts w:ascii="Times New Roman" w:eastAsia="Times New Roman" w:hAnsi="Times New Roman" w:cs="Times New Roman"/>
+          <w:bCs/>
+          <w:sz w:val="36"/>
+          <w:szCs w:val="36"/>
+        </w:rPr>
         <w:t xml:space="preserve"> </w:t>
       </w:r>
-      <m:oMath>
-        <m:r>
-          <w:rPr>
-            <w:rFonts w:ascii="Cambria Math" w:eastAsia="Times New Roman" w:hAnsi="Cambria Math" w:cs="Times New Roman"/>
-            <w:sz w:val="36"/>
-            <w:szCs w:val="36"/>
-          </w:rPr>
-          <m:t>+</m:t>
-        </m:r>
-      </m:oMath>
-      <w:r>
-        <w:rPr>
-          <w:rFonts w:ascii="Times New Roman" w:eastAsia="Times New Roman" w:hAnsi="Times New Roman" w:cs="Times New Roman"/>
-          <w:sz w:val="36"/>
-          <w:szCs w:val="36"/>
-        </w:rPr>
-        <w:t xml:space="preserve"> 1</w:t>
+      <w:r>
+        <w:rPr>
+          <w:rFonts w:ascii="Times New Roman" w:eastAsia="Times New Roman" w:hAnsi="Times New Roman" w:cs="Times New Roman"/>
+          <w:bCs/>
+          <w:sz w:val="36"/>
+          <w:szCs w:val="36"/>
+        </w:rPr>
+        <w:t xml:space="preserve">Write a pseudocode to </w:t>
+      </w:r>
+      <w:r>
+        <w:rPr>
+          <w:rFonts w:ascii="Times New Roman" w:eastAsia="Times New Roman" w:hAnsi="Times New Roman" w:cs="Times New Roman"/>
+          <w:bCs/>
+          <w:sz w:val="36"/>
+          <w:szCs w:val="36"/>
+        </w:rPr>
+        <w:t>delete Root from Max Heap</w:t>
+      </w:r>
+    </w:p>
+    <w:p>
+      <w:pPr>
+        <w:spacing w:after="75" w:line="240" w:lineRule="auto"/>
+        <w:jc w:val="both"/>
+        <w:rPr>
+          <w:rFonts w:ascii="Times New Roman" w:eastAsia="Times New Roman" w:hAnsi="Times New Roman" w:cs="Times New Roman"/>
+          <w:b/>
+          <w:sz w:val="36"/>
+          <w:szCs w:val="36"/>
+        </w:rPr>
+      </w:pPr>
+      <w:r>
+        <w:rPr>
+          <w:rFonts w:ascii="Times New Roman" w:eastAsia="Times New Roman" w:hAnsi="Times New Roman" w:cs="Times New Roman"/>
+          <w:b/>
+          <w:sz w:val="36"/>
+          <w:szCs w:val="36"/>
+        </w:rPr>
+        <w:t>Pseudocode:</w:t>
+      </w:r>
+    </w:p>
+    <w:p>
+      <w:pPr>
+        <w:spacing w:after="75" w:line="240" w:lineRule="auto"/>
+        <w:jc w:val="both"/>
+        <w:rPr>
+          <w:rFonts w:ascii="Times New Roman" w:eastAsia="Times New Roman" w:hAnsi="Times New Roman" w:cs="Times New Roman"/>
+          <w:bCs/>
+          <w:sz w:val="36"/>
+          <w:szCs w:val="36"/>
+        </w:rPr>
+      </w:pPr>
+      <w:r>
+        <w:rPr>
+          <w:rFonts w:ascii="Times New Roman" w:eastAsia="Times New Roman" w:hAnsi="Times New Roman" w:cs="Times New Roman"/>
+          <w:bCs/>
+          <w:sz w:val="36"/>
+          <w:szCs w:val="36"/>
+        </w:rPr>
+        <w:t>Algorithm 1.</w:t>
+      </w:r>
+      <w:r>
+        <w:rPr>
+          <w:rFonts w:ascii="Times New Roman" w:eastAsia="Times New Roman" w:hAnsi="Times New Roman" w:cs="Times New Roman"/>
+          <w:bCs/>
+          <w:sz w:val="36"/>
+          <w:szCs w:val="36"/>
+        </w:rPr>
+        <w:t>2</w:t>
+      </w:r>
+      <w:r>
+        <w:rPr>
+          <w:rFonts w:ascii="Times New Roman" w:eastAsia="Times New Roman" w:hAnsi="Times New Roman" w:cs="Times New Roman"/>
+          <w:bCs/>
+          <w:sz w:val="36"/>
+          <w:szCs w:val="36"/>
+        </w:rPr>
+        <w:t xml:space="preserve">: </w:t>
+      </w:r>
+      <w:r>
+        <w:rPr>
+          <w:rFonts w:ascii="Times New Roman" w:eastAsia="Times New Roman" w:hAnsi="Times New Roman" w:cs="Times New Roman"/>
+          <w:bCs/>
+          <w:sz w:val="36"/>
+          <w:szCs w:val="36"/>
+        </w:rPr>
+        <w:t>Deletion</w:t>
+      </w:r>
+      <w:r>
+        <w:rPr>
+          <w:rFonts w:ascii="Times New Roman" w:eastAsia="Times New Roman" w:hAnsi="Times New Roman" w:cs="Times New Roman"/>
+          <w:bCs/>
+          <w:sz w:val="36"/>
+          <w:szCs w:val="36"/>
+        </w:rPr>
+        <w:t xml:space="preserve"> (</w:t>
+      </w:r>
+      <w:r>
+        <w:rPr>
+          <w:rFonts w:ascii="Times New Roman" w:eastAsia="Times New Roman" w:hAnsi="Times New Roman" w:cs="Times New Roman"/>
+          <w:bCs/>
+          <w:sz w:val="36"/>
+          <w:szCs w:val="36"/>
+        </w:rPr>
+        <w:t>heap</w:t>
+      </w:r>
+      <w:r>
+        <w:rPr>
+          <w:rFonts w:ascii="Times New Roman" w:eastAsia="Times New Roman" w:hAnsi="Times New Roman" w:cs="Times New Roman"/>
+          <w:bCs/>
+          <w:sz w:val="36"/>
+          <w:szCs w:val="36"/>
+        </w:rPr>
+        <w:t xml:space="preserve">: </w:t>
+      </w:r>
+      <w:r>
+        <w:rPr>
+          <w:rFonts w:ascii="Times New Roman" w:eastAsia="Times New Roman" w:hAnsi="Times New Roman" w:cs="Times New Roman"/>
+          <w:bCs/>
+          <w:sz w:val="36"/>
+          <w:szCs w:val="36"/>
+        </w:rPr>
+        <w:t>represents array of heap</w:t>
+      </w:r>
+      <w:r>
+        <w:rPr>
+          <w:rFonts w:ascii="Times New Roman" w:eastAsia="Times New Roman" w:hAnsi="Times New Roman" w:cs="Times New Roman"/>
+          <w:bCs/>
+          <w:sz w:val="36"/>
+          <w:szCs w:val="36"/>
+        </w:rPr>
+        <w:t>,</w:t>
+      </w:r>
+      <w:r>
+        <w:rPr>
+          <w:rFonts w:ascii="Times New Roman" w:eastAsia="Times New Roman" w:hAnsi="Times New Roman" w:cs="Times New Roman"/>
+          <w:bCs/>
+          <w:sz w:val="36"/>
+          <w:szCs w:val="36"/>
+        </w:rPr>
+        <w:t xml:space="preserve"> N: maximum element capacity, </w:t>
+      </w:r>
+      <w:proofErr w:type="spellStart"/>
+      <w:r>
+        <w:rPr>
+          <w:rFonts w:ascii="Times New Roman" w:eastAsia="Times New Roman" w:hAnsi="Times New Roman" w:cs="Times New Roman"/>
+          <w:bCs/>
+          <w:sz w:val="36"/>
+          <w:szCs w:val="36"/>
+        </w:rPr>
+        <w:t>len</w:t>
+      </w:r>
+      <w:proofErr w:type="spellEnd"/>
+      <w:r>
+        <w:rPr>
+          <w:rFonts w:ascii="Times New Roman" w:eastAsia="Times New Roman" w:hAnsi="Times New Roman" w:cs="Times New Roman"/>
+          <w:bCs/>
+          <w:sz w:val="36"/>
+          <w:szCs w:val="36"/>
+        </w:rPr>
+        <w:t>: length of the array</w:t>
+      </w:r>
+      <w:r>
+        <w:rPr>
+          <w:rFonts w:ascii="Times New Roman" w:eastAsia="Times New Roman" w:hAnsi="Times New Roman" w:cs="Times New Roman"/>
+          <w:bCs/>
+          <w:sz w:val="36"/>
+          <w:szCs w:val="36"/>
+        </w:rPr>
+        <w:t>)</w:t>
+      </w:r>
+    </w:p>
+    <w:p>
+      <w:pPr>
+        <w:spacing w:after="75" w:line="240" w:lineRule="auto"/>
+        <w:ind w:left="1260" w:hanging="1260"/>
+        <w:jc w:val="both"/>
+        <w:rPr>
+          <w:rFonts w:ascii="Times New Roman" w:eastAsia="Times New Roman" w:hAnsi="Times New Roman" w:cs="Times New Roman"/>
+          <w:bCs/>
+          <w:sz w:val="36"/>
+          <w:szCs w:val="36"/>
+        </w:rPr>
+      </w:pPr>
+      <w:r>
+        <w:rPr>
+          <w:rFonts w:ascii="Times New Roman" w:eastAsia="Times New Roman" w:hAnsi="Times New Roman" w:cs="Times New Roman"/>
+          <w:bCs/>
+          <w:sz w:val="36"/>
+          <w:szCs w:val="36"/>
+        </w:rPr>
+        <w:t xml:space="preserve">Step 1: </w:t>
+      </w:r>
+      <w:r>
+        <w:rPr>
+          <w:rFonts w:ascii="Times New Roman" w:eastAsia="Times New Roman" w:hAnsi="Times New Roman" w:cs="Times New Roman"/>
+          <w:bCs/>
+          <w:sz w:val="36"/>
+          <w:szCs w:val="36"/>
+        </w:rPr>
+        <w:t xml:space="preserve">If </w:t>
+      </w:r>
+      <w:proofErr w:type="spellStart"/>
+      <w:r>
+        <w:rPr>
+          <w:rFonts w:ascii="Times New Roman" w:eastAsia="Times New Roman" w:hAnsi="Times New Roman" w:cs="Times New Roman"/>
+          <w:bCs/>
+          <w:sz w:val="36"/>
+          <w:szCs w:val="36"/>
+        </w:rPr>
+        <w:t>len</w:t>
+      </w:r>
+      <w:proofErr w:type="spellEnd"/>
+      <w:r>
+        <w:rPr>
+          <w:rFonts w:ascii="Times New Roman" w:eastAsia="Times New Roman" w:hAnsi="Times New Roman" w:cs="Times New Roman"/>
+          <w:bCs/>
+          <w:sz w:val="36"/>
+          <w:szCs w:val="36"/>
+        </w:rPr>
+        <w:t xml:space="preserve"> </w:t>
+      </w:r>
+      <m:oMath>
+        <m:r>
+          <w:rPr>
+            <w:rFonts w:ascii="Cambria Math" w:eastAsia="Times New Roman" w:hAnsi="Cambria Math" w:cs="Times New Roman"/>
+            <w:sz w:val="36"/>
+            <w:szCs w:val="36"/>
+          </w:rPr>
+          <m:t>=</m:t>
+        </m:r>
+      </m:oMath>
+      <w:r>
+        <w:rPr>
+          <w:rFonts w:ascii="Times New Roman" w:eastAsia="Times New Roman" w:hAnsi="Times New Roman" w:cs="Times New Roman"/>
+          <w:bCs/>
+          <w:sz w:val="36"/>
+          <w:szCs w:val="36"/>
+        </w:rPr>
+        <w:t xml:space="preserve"> 0 then,</w:t>
       </w:r>
     </w:p>
     <w:p>
@@ -501,689 +1094,6 @@
         <w:jc w:val="both"/>
         <w:rPr>
           <w:rFonts w:ascii="Times New Roman" w:eastAsia="Times New Roman" w:hAnsi="Times New Roman" w:cs="Times New Roman"/>
-          <w:sz w:val="36"/>
-          <w:szCs w:val="36"/>
-        </w:rPr>
-      </w:pPr>
-      <w:r>
-        <w:rPr>
-          <w:rFonts w:ascii="Times New Roman" w:eastAsia="Times New Roman" w:hAnsi="Times New Roman" w:cs="Times New Roman"/>
-          <w:sz w:val="36"/>
-          <w:szCs w:val="36"/>
-        </w:rPr>
-        <w:t>Step 3: Set heap[</w:t>
-      </w:r>
-      <w:proofErr w:type="spellStart"/>
-      <w:r>
-        <w:rPr>
-          <w:rFonts w:ascii="Times New Roman" w:eastAsia="Times New Roman" w:hAnsi="Times New Roman" w:cs="Times New Roman"/>
-          <w:sz w:val="36"/>
-          <w:szCs w:val="36"/>
-        </w:rPr>
-        <w:t>len</w:t>
-      </w:r>
-      <w:proofErr w:type="spellEnd"/>
-      <w:r>
-        <w:rPr>
-          <w:rFonts w:ascii="Times New Roman" w:eastAsia="Times New Roman" w:hAnsi="Times New Roman" w:cs="Times New Roman"/>
-          <w:sz w:val="36"/>
-          <w:szCs w:val="36"/>
-        </w:rPr>
-        <w:t xml:space="preserve">] </w:t>
-      </w:r>
-      <m:oMath>
-        <m:r>
-          <w:rPr>
-            <w:rFonts w:ascii="Cambria Math" w:eastAsia="Times New Roman" w:hAnsi="Cambria Math" w:cs="Times New Roman"/>
-            <w:sz w:val="36"/>
-            <w:szCs w:val="36"/>
-          </w:rPr>
-          <m:t>≔</m:t>
-        </m:r>
-      </m:oMath>
-      <w:r>
-        <w:rPr>
-          <w:rFonts w:ascii="Times New Roman" w:eastAsia="Times New Roman" w:hAnsi="Times New Roman" w:cs="Times New Roman"/>
-          <w:sz w:val="36"/>
-          <w:szCs w:val="36"/>
-        </w:rPr>
-        <w:t xml:space="preserve"> Key</w:t>
-      </w:r>
-    </w:p>
-    <w:p>
-      <w:pPr>
-        <w:spacing w:after="75" w:line="240" w:lineRule="auto"/>
-        <w:ind w:left="1800" w:hanging="1800"/>
-        <w:jc w:val="both"/>
-        <w:rPr>
-          <w:rFonts w:ascii="Times New Roman" w:eastAsia="Times New Roman" w:hAnsi="Times New Roman" w:cs="Times New Roman"/>
-          <w:sz w:val="36"/>
-          <w:szCs w:val="36"/>
-        </w:rPr>
-      </w:pPr>
-      <w:r>
-        <w:rPr>
-          <w:rFonts w:ascii="Times New Roman" w:eastAsia="Times New Roman" w:hAnsi="Times New Roman" w:cs="Times New Roman"/>
-          <w:sz w:val="36"/>
-          <w:szCs w:val="36"/>
-        </w:rPr>
-        <w:t xml:space="preserve">Step 4: Set index </w:t>
-      </w:r>
-      <m:oMath>
-        <m:r>
-          <w:rPr>
-            <w:rFonts w:ascii="Cambria Math" w:eastAsia="Times New Roman" w:hAnsi="Cambria Math" w:cs="Times New Roman"/>
-            <w:sz w:val="36"/>
-            <w:szCs w:val="36"/>
-          </w:rPr>
-          <m:t>≔</m:t>
-        </m:r>
-      </m:oMath>
-      <w:r>
-        <w:rPr>
-          <w:rFonts w:ascii="Times New Roman" w:eastAsia="Times New Roman" w:hAnsi="Times New Roman" w:cs="Times New Roman"/>
-          <w:sz w:val="36"/>
-          <w:szCs w:val="36"/>
-        </w:rPr>
-        <w:t xml:space="preserve"> len</w:t>
-      </w:r>
-    </w:p>
-    <w:p>
-      <w:pPr>
-        <w:spacing w:after="75" w:line="240" w:lineRule="auto"/>
-        <w:ind w:left="1260" w:hanging="1260"/>
-        <w:jc w:val="both"/>
-        <w:rPr>
-          <w:rFonts w:ascii="Times New Roman" w:eastAsia="Times New Roman" w:hAnsi="Times New Roman" w:cs="Times New Roman"/>
-          <w:sz w:val="36"/>
-          <w:szCs w:val="36"/>
-        </w:rPr>
-      </w:pPr>
-      <w:r>
-        <w:rPr>
-          <w:rFonts w:ascii="Times New Roman" w:eastAsia="Times New Roman" w:hAnsi="Times New Roman" w:cs="Times New Roman"/>
-          <w:sz w:val="36"/>
-          <w:szCs w:val="36"/>
-        </w:rPr>
-        <w:t xml:space="preserve">Step 5: Repeat step 6-8 while index </w:t>
-      </w:r>
-      <m:oMath>
-        <m:r>
-          <w:rPr>
-            <w:rFonts w:ascii="Cambria Math" w:eastAsia="Times New Roman" w:hAnsi="Cambria Math" w:cs="Times New Roman"/>
-            <w:sz w:val="36"/>
-            <w:szCs w:val="36"/>
-          </w:rPr>
-          <m:t>&gt;</m:t>
-        </m:r>
-      </m:oMath>
-      <w:r>
-        <w:rPr>
-          <w:rFonts w:ascii="Times New Roman" w:eastAsia="Times New Roman" w:hAnsi="Times New Roman" w:cs="Times New Roman"/>
-          <w:sz w:val="36"/>
-          <w:szCs w:val="36"/>
-        </w:rPr>
-        <w:t xml:space="preserve"> 1 and heap[index</w:t>
-      </w:r>
-      <m:oMath>
-        <m:r>
-          <w:rPr>
-            <w:rFonts w:ascii="Cambria Math" w:eastAsia="Times New Roman" w:hAnsi="Cambria Math" w:cs="Times New Roman"/>
-            <w:sz w:val="36"/>
-            <w:szCs w:val="36"/>
-          </w:rPr>
-          <m:t xml:space="preserve"> / </m:t>
-        </m:r>
-      </m:oMath>
-      <w:r>
-        <w:rPr>
-          <w:rFonts w:ascii="Times New Roman" w:eastAsia="Times New Roman" w:hAnsi="Times New Roman" w:cs="Times New Roman"/>
-          <w:sz w:val="36"/>
-          <w:szCs w:val="36"/>
-        </w:rPr>
-        <w:t xml:space="preserve">2] </w:t>
-      </w:r>
-      <m:oMath>
-        <m:r>
-          <w:rPr>
-            <w:rFonts w:ascii="Cambria Math" w:eastAsia="Times New Roman" w:hAnsi="Cambria Math" w:cs="Times New Roman"/>
-            <w:sz w:val="36"/>
-            <w:szCs w:val="36"/>
-          </w:rPr>
-          <m:t>&lt;</m:t>
-        </m:r>
-      </m:oMath>
-      <w:r>
-        <w:rPr>
-          <w:rFonts w:ascii="Times New Roman" w:eastAsia="Times New Roman" w:hAnsi="Times New Roman" w:cs="Times New Roman"/>
-          <w:sz w:val="36"/>
-          <w:szCs w:val="36"/>
-        </w:rPr>
-        <w:t xml:space="preserve"> heap[index]</w:t>
-      </w:r>
-    </w:p>
-    <w:p>
-      <w:pPr>
-        <w:spacing w:after="75" w:line="240" w:lineRule="auto"/>
-        <w:ind w:left="1260" w:hanging="1260"/>
-        <w:jc w:val="both"/>
-        <w:rPr>
-          <w:rFonts w:ascii="Times New Roman" w:eastAsia="Times New Roman" w:hAnsi="Times New Roman" w:cs="Times New Roman"/>
-          <w:sz w:val="36"/>
-          <w:szCs w:val="36"/>
-        </w:rPr>
-      </w:pPr>
-      <w:r>
-        <w:rPr>
-          <w:rFonts w:ascii="Times New Roman" w:eastAsia="Times New Roman" w:hAnsi="Times New Roman" w:cs="Times New Roman"/>
-          <w:sz w:val="36"/>
-          <w:szCs w:val="36"/>
-        </w:rPr>
-        <w:t xml:space="preserve">Step 6: </w:t>
-      </w:r>
-      <w:proofErr w:type="gramStart"/>
-      <w:r>
-        <w:rPr>
-          <w:rFonts w:ascii="Times New Roman" w:eastAsia="Times New Roman" w:hAnsi="Times New Roman" w:cs="Times New Roman"/>
-          <w:sz w:val="36"/>
-          <w:szCs w:val="36"/>
-        </w:rPr>
-        <w:t>Swap(</w:t>
-      </w:r>
-      <w:proofErr w:type="gramEnd"/>
-      <w:r>
-        <w:rPr>
-          <w:rFonts w:ascii="Times New Roman" w:eastAsia="Times New Roman" w:hAnsi="Times New Roman" w:cs="Times New Roman"/>
-          <w:sz w:val="36"/>
-          <w:szCs w:val="36"/>
-        </w:rPr>
-        <w:t xml:space="preserve">heap[index </w:t>
-      </w:r>
-      <m:oMath>
-        <m:r>
-          <w:rPr>
-            <w:rFonts w:ascii="Cambria Math" w:eastAsia="Times New Roman" w:hAnsi="Cambria Math" w:cs="Times New Roman"/>
-            <w:sz w:val="36"/>
-            <w:szCs w:val="36"/>
-          </w:rPr>
-          <m:t>/</m:t>
-        </m:r>
-      </m:oMath>
-      <w:r>
-        <w:rPr>
-          <w:rFonts w:ascii="Times New Roman" w:eastAsia="Times New Roman" w:hAnsi="Times New Roman" w:cs="Times New Roman"/>
-          <w:sz w:val="36"/>
-          <w:szCs w:val="36"/>
-        </w:rPr>
-        <w:t xml:space="preserve"> 2], heap[index])</w:t>
-      </w:r>
-    </w:p>
-    <w:p>
-      <w:pPr>
-        <w:spacing w:after="75" w:line="240" w:lineRule="auto"/>
-        <w:ind w:left="1260" w:hanging="1260"/>
-        <w:jc w:val="both"/>
-        <w:rPr>
-          <w:rFonts w:ascii="Times New Roman" w:eastAsia="Times New Roman" w:hAnsi="Times New Roman" w:cs="Times New Roman"/>
-          <w:sz w:val="36"/>
-          <w:szCs w:val="36"/>
-        </w:rPr>
-      </w:pPr>
-      <w:r>
-        <w:rPr>
-          <w:rFonts w:ascii="Times New Roman" w:eastAsia="Times New Roman" w:hAnsi="Times New Roman" w:cs="Times New Roman"/>
-          <w:sz w:val="36"/>
-          <w:szCs w:val="36"/>
-        </w:rPr>
-        <w:t xml:space="preserve">Step 7: Set index </w:t>
-      </w:r>
-      <m:oMath>
-        <m:r>
-          <w:rPr>
-            <w:rFonts w:ascii="Cambria Math" w:eastAsia="Times New Roman" w:hAnsi="Cambria Math" w:cs="Times New Roman"/>
-            <w:sz w:val="36"/>
-            <w:szCs w:val="36"/>
-          </w:rPr>
-          <m:t>≔</m:t>
-        </m:r>
-      </m:oMath>
-      <w:r>
-        <w:rPr>
-          <w:rFonts w:ascii="Times New Roman" w:eastAsia="Times New Roman" w:hAnsi="Times New Roman" w:cs="Times New Roman"/>
-          <w:sz w:val="36"/>
-          <w:szCs w:val="36"/>
-        </w:rPr>
-        <w:t xml:space="preserve"> index </w:t>
-      </w:r>
-      <m:oMath>
-        <m:r>
-          <w:rPr>
-            <w:rFonts w:ascii="Cambria Math" w:eastAsia="Times New Roman" w:hAnsi="Cambria Math" w:cs="Times New Roman"/>
-            <w:sz w:val="36"/>
-            <w:szCs w:val="36"/>
-          </w:rPr>
-          <m:t>/</m:t>
-        </m:r>
-      </m:oMath>
-      <w:r>
-        <w:rPr>
-          <w:rFonts w:ascii="Times New Roman" w:eastAsia="Times New Roman" w:hAnsi="Times New Roman" w:cs="Times New Roman"/>
-          <w:sz w:val="36"/>
-          <w:szCs w:val="36"/>
-        </w:rPr>
-        <w:t xml:space="preserve"> 2</w:t>
-      </w:r>
-    </w:p>
-    <w:p>
-      <w:pPr>
-        <w:spacing w:after="75" w:line="240" w:lineRule="auto"/>
-        <w:ind w:left="1260" w:hanging="1260"/>
-        <w:jc w:val="both"/>
-        <w:rPr>
-          <w:rFonts w:ascii="Times New Roman" w:eastAsia="Times New Roman" w:hAnsi="Times New Roman" w:cs="Times New Roman"/>
-          <w:sz w:val="36"/>
-          <w:szCs w:val="36"/>
-        </w:rPr>
-      </w:pPr>
-      <w:r>
-        <w:rPr>
-          <w:rFonts w:ascii="Times New Roman" w:eastAsia="Times New Roman" w:hAnsi="Times New Roman" w:cs="Times New Roman"/>
-          <w:sz w:val="36"/>
-          <w:szCs w:val="36"/>
-        </w:rPr>
-        <w:t>Step 8: Go to step 5</w:t>
-      </w:r>
-    </w:p>
-    <w:p>
-      <w:pPr>
-        <w:spacing w:after="75" w:line="240" w:lineRule="auto"/>
-        <w:ind w:left="1260" w:hanging="1260"/>
-        <w:jc w:val="both"/>
-        <w:rPr>
-          <w:rFonts w:ascii="Times New Roman" w:eastAsia="Times New Roman" w:hAnsi="Times New Roman" w:cs="Times New Roman"/>
-          <w:sz w:val="36"/>
-          <w:szCs w:val="36"/>
-        </w:rPr>
-      </w:pPr>
-      <w:r>
-        <w:rPr>
-          <w:rFonts w:ascii="Times New Roman" w:eastAsia="Times New Roman" w:hAnsi="Times New Roman" w:cs="Times New Roman"/>
-          <w:sz w:val="36"/>
-          <w:szCs w:val="36"/>
-        </w:rPr>
-        <w:t>Step 9: Return</w:t>
-      </w:r>
-    </w:p>
-    <w:p>
-      <w:pPr>
-        <w:spacing w:after="75" w:line="240" w:lineRule="auto"/>
-        <w:ind w:hanging="1440"/>
-        <w:jc w:val="both"/>
-        <w:rPr>
-          <w:rFonts w:ascii="Times New Roman" w:eastAsia="Times New Roman" w:hAnsi="Times New Roman" w:cs="Times New Roman"/>
-          <w:sz w:val="36"/>
-          <w:szCs w:val="36"/>
-        </w:rPr>
-      </w:pPr>
-    </w:p>
-    <w:p>
-      <w:pPr>
-        <w:spacing w:after="75" w:line="240" w:lineRule="auto"/>
-        <w:jc w:val="both"/>
-        <w:rPr>
-          <w:rFonts w:ascii="Times New Roman" w:eastAsia="Times New Roman" w:hAnsi="Times New Roman" w:cs="Times New Roman"/>
-          <w:bCs/>
-          <w:sz w:val="36"/>
-          <w:szCs w:val="36"/>
-        </w:rPr>
-      </w:pPr>
-      <w:r>
-        <w:rPr>
-          <w:rFonts w:ascii="Times New Roman" w:eastAsia="Times New Roman" w:hAnsi="Times New Roman" w:cs="Times New Roman"/>
-          <w:b/>
-          <w:sz w:val="36"/>
-          <w:szCs w:val="36"/>
-        </w:rPr>
-        <w:t xml:space="preserve">Question </w:t>
-      </w:r>
-      <w:r>
-        <w:rPr>
-          <w:rFonts w:ascii="Times New Roman" w:eastAsia="Times New Roman" w:hAnsi="Times New Roman" w:cs="Times New Roman"/>
-          <w:b/>
-          <w:sz w:val="36"/>
-          <w:szCs w:val="36"/>
-        </w:rPr>
-        <w:t>2</w:t>
-      </w:r>
-      <w:r>
-        <w:rPr>
-          <w:rFonts w:ascii="Times New Roman" w:eastAsia="Times New Roman" w:hAnsi="Times New Roman" w:cs="Times New Roman"/>
-          <w:b/>
-          <w:sz w:val="36"/>
-          <w:szCs w:val="36"/>
-        </w:rPr>
-        <w:t>:</w:t>
-      </w:r>
-      <w:r>
-        <w:rPr>
-          <w:rFonts w:ascii="Times New Roman" w:eastAsia="Times New Roman" w:hAnsi="Times New Roman" w:cs="Times New Roman"/>
-          <w:bCs/>
-          <w:sz w:val="36"/>
-          <w:szCs w:val="36"/>
-        </w:rPr>
-        <w:t xml:space="preserve"> </w:t>
-      </w:r>
-      <w:r>
-        <w:rPr>
-          <w:rFonts w:ascii="Times New Roman" w:eastAsia="Times New Roman" w:hAnsi="Times New Roman" w:cs="Times New Roman"/>
-          <w:bCs/>
-          <w:sz w:val="36"/>
-          <w:szCs w:val="36"/>
-        </w:rPr>
-        <w:t xml:space="preserve">Write a pseudocode to </w:t>
-      </w:r>
-      <w:r>
-        <w:rPr>
-          <w:rFonts w:ascii="Times New Roman" w:eastAsia="Times New Roman" w:hAnsi="Times New Roman" w:cs="Times New Roman"/>
-          <w:bCs/>
-          <w:sz w:val="36"/>
-          <w:szCs w:val="36"/>
-        </w:rPr>
-        <w:t>delete</w:t>
-      </w:r>
-      <w:r>
-        <w:rPr>
-          <w:rFonts w:ascii="Times New Roman" w:eastAsia="Times New Roman" w:hAnsi="Times New Roman" w:cs="Times New Roman"/>
-          <w:bCs/>
-          <w:sz w:val="36"/>
-          <w:szCs w:val="36"/>
-        </w:rPr>
-        <w:t xml:space="preserve"> </w:t>
-      </w:r>
-      <w:r>
-        <w:rPr>
-          <w:rFonts w:ascii="Times New Roman" w:eastAsia="Times New Roman" w:hAnsi="Times New Roman" w:cs="Times New Roman"/>
-          <w:bCs/>
-          <w:sz w:val="36"/>
-          <w:szCs w:val="36"/>
-        </w:rPr>
-        <w:t>Root</w:t>
-      </w:r>
-      <w:r>
-        <w:rPr>
-          <w:rFonts w:ascii="Times New Roman" w:eastAsia="Times New Roman" w:hAnsi="Times New Roman" w:cs="Times New Roman"/>
-          <w:bCs/>
-          <w:sz w:val="36"/>
-          <w:szCs w:val="36"/>
-        </w:rPr>
-        <w:t xml:space="preserve"> </w:t>
-      </w:r>
-      <w:r>
-        <w:rPr>
-          <w:rFonts w:ascii="Times New Roman" w:eastAsia="Times New Roman" w:hAnsi="Times New Roman" w:cs="Times New Roman"/>
-          <w:bCs/>
-          <w:sz w:val="36"/>
-          <w:szCs w:val="36"/>
-        </w:rPr>
-        <w:t>from</w:t>
-      </w:r>
-      <w:r>
-        <w:rPr>
-          <w:rFonts w:ascii="Times New Roman" w:eastAsia="Times New Roman" w:hAnsi="Times New Roman" w:cs="Times New Roman"/>
-          <w:bCs/>
-          <w:sz w:val="36"/>
-          <w:szCs w:val="36"/>
-        </w:rPr>
-        <w:t xml:space="preserve"> Max Heap</w:t>
-      </w:r>
-    </w:p>
-    <w:p>
-      <w:pPr>
-        <w:spacing w:after="75" w:line="240" w:lineRule="auto"/>
-        <w:jc w:val="both"/>
-        <w:rPr>
-          <w:rFonts w:ascii="Times New Roman" w:eastAsia="Times New Roman" w:hAnsi="Times New Roman" w:cs="Times New Roman"/>
-          <w:b/>
-          <w:sz w:val="36"/>
-          <w:szCs w:val="36"/>
-        </w:rPr>
-      </w:pPr>
-      <w:r>
-        <w:rPr>
-          <w:rFonts w:ascii="Times New Roman" w:eastAsia="Times New Roman" w:hAnsi="Times New Roman" w:cs="Times New Roman"/>
-          <w:b/>
-          <w:sz w:val="36"/>
-          <w:szCs w:val="36"/>
-        </w:rPr>
-        <w:t>Pseudocode:</w:t>
-      </w:r>
-    </w:p>
-    <w:p>
-      <w:pPr>
-        <w:spacing w:after="75" w:line="240" w:lineRule="auto"/>
-        <w:jc w:val="both"/>
-        <w:rPr>
-          <w:rFonts w:ascii="Times New Roman" w:eastAsia="Times New Roman" w:hAnsi="Times New Roman" w:cs="Times New Roman"/>
-          <w:bCs/>
-          <w:sz w:val="36"/>
-          <w:szCs w:val="36"/>
-        </w:rPr>
-      </w:pPr>
-      <w:r>
-        <w:rPr>
-          <w:rFonts w:ascii="Times New Roman" w:eastAsia="Times New Roman" w:hAnsi="Times New Roman" w:cs="Times New Roman"/>
-          <w:bCs/>
-          <w:sz w:val="36"/>
-          <w:szCs w:val="36"/>
-        </w:rPr>
-        <w:t>Algorithm 1.</w:t>
-      </w:r>
-      <w:r>
-        <w:rPr>
-          <w:rFonts w:ascii="Times New Roman" w:eastAsia="Times New Roman" w:hAnsi="Times New Roman" w:cs="Times New Roman"/>
-          <w:bCs/>
-          <w:sz w:val="36"/>
-          <w:szCs w:val="36"/>
-        </w:rPr>
-        <w:t>2</w:t>
-      </w:r>
-      <w:r>
-        <w:rPr>
-          <w:rFonts w:ascii="Times New Roman" w:eastAsia="Times New Roman" w:hAnsi="Times New Roman" w:cs="Times New Roman"/>
-          <w:bCs/>
-          <w:sz w:val="36"/>
-          <w:szCs w:val="36"/>
-        </w:rPr>
-        <w:t xml:space="preserve">: </w:t>
-      </w:r>
-      <w:r>
-        <w:rPr>
-          <w:rFonts w:ascii="Times New Roman" w:eastAsia="Times New Roman" w:hAnsi="Times New Roman" w:cs="Times New Roman"/>
-          <w:bCs/>
-          <w:sz w:val="36"/>
-          <w:szCs w:val="36"/>
-        </w:rPr>
-        <w:t>Deletion</w:t>
-      </w:r>
-      <w:r>
-        <w:rPr>
-          <w:rFonts w:ascii="Times New Roman" w:eastAsia="Times New Roman" w:hAnsi="Times New Roman" w:cs="Times New Roman"/>
-          <w:bCs/>
-          <w:sz w:val="36"/>
-          <w:szCs w:val="36"/>
-        </w:rPr>
-        <w:t xml:space="preserve"> (</w:t>
-      </w:r>
-      <w:r>
-        <w:rPr>
-          <w:rFonts w:ascii="Times New Roman" w:eastAsia="Times New Roman" w:hAnsi="Times New Roman" w:cs="Times New Roman"/>
-          <w:bCs/>
-          <w:sz w:val="36"/>
-          <w:szCs w:val="36"/>
-        </w:rPr>
-        <w:t>heap</w:t>
-      </w:r>
-      <w:r>
-        <w:rPr>
-          <w:rFonts w:ascii="Times New Roman" w:eastAsia="Times New Roman" w:hAnsi="Times New Roman" w:cs="Times New Roman"/>
-          <w:bCs/>
-          <w:sz w:val="36"/>
-          <w:szCs w:val="36"/>
-        </w:rPr>
-        <w:t xml:space="preserve">: </w:t>
-      </w:r>
-      <w:r>
-        <w:rPr>
-          <w:rFonts w:ascii="Times New Roman" w:eastAsia="Times New Roman" w:hAnsi="Times New Roman" w:cs="Times New Roman"/>
-          <w:bCs/>
-          <w:sz w:val="36"/>
-          <w:szCs w:val="36"/>
-        </w:rPr>
-        <w:t>represents array of heap</w:t>
-      </w:r>
-      <w:r>
-        <w:rPr>
-          <w:rFonts w:ascii="Times New Roman" w:eastAsia="Times New Roman" w:hAnsi="Times New Roman" w:cs="Times New Roman"/>
-          <w:bCs/>
-          <w:sz w:val="36"/>
-          <w:szCs w:val="36"/>
-        </w:rPr>
-        <w:t>,</w:t>
-      </w:r>
-      <w:r>
-        <w:rPr>
-          <w:rFonts w:ascii="Times New Roman" w:eastAsia="Times New Roman" w:hAnsi="Times New Roman" w:cs="Times New Roman"/>
-          <w:bCs/>
-          <w:sz w:val="36"/>
-          <w:szCs w:val="36"/>
-        </w:rPr>
-        <w:t xml:space="preserve"> N: maximum element capacity, </w:t>
-      </w:r>
-      <w:proofErr w:type="spellStart"/>
-      <w:r>
-        <w:rPr>
-          <w:rFonts w:ascii="Times New Roman" w:eastAsia="Times New Roman" w:hAnsi="Times New Roman" w:cs="Times New Roman"/>
-          <w:bCs/>
-          <w:sz w:val="36"/>
-          <w:szCs w:val="36"/>
-        </w:rPr>
-        <w:t>len</w:t>
-      </w:r>
-      <w:proofErr w:type="spellEnd"/>
-      <w:r>
-        <w:rPr>
-          <w:rFonts w:ascii="Times New Roman" w:eastAsia="Times New Roman" w:hAnsi="Times New Roman" w:cs="Times New Roman"/>
-          <w:bCs/>
-          <w:sz w:val="36"/>
-          <w:szCs w:val="36"/>
-        </w:rPr>
-        <w:t>: length of the array</w:t>
-      </w:r>
-      <w:r>
-        <w:rPr>
-          <w:rFonts w:ascii="Times New Roman" w:eastAsia="Times New Roman" w:hAnsi="Times New Roman" w:cs="Times New Roman"/>
-          <w:bCs/>
-          <w:sz w:val="36"/>
-          <w:szCs w:val="36"/>
-        </w:rPr>
-        <w:t>)</w:t>
-      </w:r>
-    </w:p>
-    <w:p>
-      <w:pPr>
-        <w:spacing w:after="75" w:line="240" w:lineRule="auto"/>
-        <w:ind w:left="1260" w:hanging="1260"/>
-        <w:jc w:val="both"/>
-        <w:rPr>
-          <w:rFonts w:ascii="Times New Roman" w:eastAsia="Times New Roman" w:hAnsi="Times New Roman" w:cs="Times New Roman"/>
-          <w:bCs/>
-          <w:sz w:val="36"/>
-          <w:szCs w:val="36"/>
-        </w:rPr>
-      </w:pPr>
-      <w:r>
-        <w:rPr>
-          <w:rFonts w:ascii="Times New Roman" w:eastAsia="Times New Roman" w:hAnsi="Times New Roman" w:cs="Times New Roman"/>
-          <w:bCs/>
-          <w:sz w:val="36"/>
-          <w:szCs w:val="36"/>
-        </w:rPr>
-        <w:t xml:space="preserve">Step 1: </w:t>
-      </w:r>
-      <w:r>
-        <w:rPr>
-          <w:rFonts w:ascii="Times New Roman" w:eastAsia="Times New Roman" w:hAnsi="Times New Roman" w:cs="Times New Roman"/>
-          <w:bCs/>
-          <w:sz w:val="36"/>
-          <w:szCs w:val="36"/>
-        </w:rPr>
-        <w:t xml:space="preserve">If </w:t>
-      </w:r>
-      <w:proofErr w:type="spellStart"/>
-      <w:r>
-        <w:rPr>
-          <w:rFonts w:ascii="Times New Roman" w:eastAsia="Times New Roman" w:hAnsi="Times New Roman" w:cs="Times New Roman"/>
-          <w:bCs/>
-          <w:sz w:val="36"/>
-          <w:szCs w:val="36"/>
-        </w:rPr>
-        <w:t>len</w:t>
-      </w:r>
-      <w:proofErr w:type="spellEnd"/>
-      <w:r>
-        <w:rPr>
-          <w:rFonts w:ascii="Times New Roman" w:eastAsia="Times New Roman" w:hAnsi="Times New Roman" w:cs="Times New Roman"/>
-          <w:bCs/>
-          <w:sz w:val="36"/>
-          <w:szCs w:val="36"/>
-        </w:rPr>
-        <w:t xml:space="preserve"> </w:t>
-      </w:r>
-      <m:oMath>
-        <m:r>
-          <w:rPr>
-            <w:rFonts w:ascii="Cambria Math" w:eastAsia="Times New Roman" w:hAnsi="Cambria Math" w:cs="Times New Roman"/>
-            <w:sz w:val="36"/>
-            <w:szCs w:val="36"/>
-          </w:rPr>
-          <m:t>=</m:t>
-        </m:r>
-      </m:oMath>
-      <w:r>
-        <w:rPr>
-          <w:rFonts w:ascii="Times New Roman" w:eastAsia="Times New Roman" w:hAnsi="Times New Roman" w:cs="Times New Roman"/>
-          <w:bCs/>
-          <w:sz w:val="36"/>
-          <w:szCs w:val="36"/>
-        </w:rPr>
-        <w:t xml:space="preserve"> </w:t>
-      </w:r>
-      <w:r>
-        <w:rPr>
-          <w:rFonts w:ascii="Times New Roman" w:eastAsia="Times New Roman" w:hAnsi="Times New Roman" w:cs="Times New Roman"/>
-          <w:bCs/>
-          <w:sz w:val="36"/>
-          <w:szCs w:val="36"/>
-        </w:rPr>
-        <w:t>0</w:t>
-      </w:r>
-      <w:r>
-        <w:rPr>
-          <w:rFonts w:ascii="Times New Roman" w:eastAsia="Times New Roman" w:hAnsi="Times New Roman" w:cs="Times New Roman"/>
-          <w:bCs/>
-          <w:sz w:val="36"/>
-          <w:szCs w:val="36"/>
-        </w:rPr>
-        <w:t xml:space="preserve"> then,</w:t>
-      </w:r>
-    </w:p>
-    <w:p>
-      <w:pPr>
-        <w:spacing w:after="75" w:line="240" w:lineRule="auto"/>
-        <w:ind w:left="1800" w:hanging="1800"/>
-        <w:jc w:val="both"/>
-        <w:rPr>
-          <w:rFonts w:ascii="Times New Roman" w:eastAsia="Times New Roman" w:hAnsi="Times New Roman" w:cs="Times New Roman"/>
           <w:bCs/>
           <w:sz w:val="36"/>
           <w:szCs w:val="36"/>
@@ -1197,25 +1107,7 @@
           <w:szCs w:val="36"/>
         </w:rPr>
         <w:tab/>
-        <w:t>Print “</w:t>
-      </w:r>
-      <w:r>
-        <w:rPr>
-          <w:rFonts w:ascii="Times New Roman" w:eastAsia="Times New Roman" w:hAnsi="Times New Roman" w:cs="Times New Roman"/>
-          <w:bCs/>
-          <w:sz w:val="36"/>
-          <w:szCs w:val="36"/>
-        </w:rPr>
-        <w:t>Empty</w:t>
-      </w:r>
-      <w:r>
-        <w:rPr>
-          <w:rFonts w:ascii="Times New Roman" w:eastAsia="Times New Roman" w:hAnsi="Times New Roman" w:cs="Times New Roman"/>
-          <w:bCs/>
-          <w:sz w:val="36"/>
-          <w:szCs w:val="36"/>
-        </w:rPr>
-        <w:t>!”</w:t>
+        <w:t>Print “Empty!”</w:t>
       </w:r>
     </w:p>
     <w:p>
@@ -1268,23 +1160,7 @@
           <w:sz w:val="36"/>
           <w:szCs w:val="36"/>
         </w:rPr>
-        <w:t xml:space="preserve">Step </w:t>
-      </w:r>
-      <w:r>
-        <w:rPr>
-          <w:rFonts w:ascii="Times New Roman" w:eastAsia="Times New Roman" w:hAnsi="Times New Roman" w:cs="Times New Roman"/>
-          <w:sz w:val="36"/>
-          <w:szCs w:val="36"/>
-        </w:rPr>
-        <w:t>2</w:t>
-      </w:r>
-      <w:r>
-        <w:rPr>
-          <w:rFonts w:ascii="Times New Roman" w:eastAsia="Times New Roman" w:hAnsi="Times New Roman" w:cs="Times New Roman"/>
-          <w:sz w:val="36"/>
-          <w:szCs w:val="36"/>
-        </w:rPr>
-        <w:t xml:space="preserve">: Set </w:t>
+        <w:t xml:space="preserve">Step 2: Set </w:t>
       </w:r>
       <w:proofErr w:type="gramStart"/>
       <w:r>
@@ -1302,15 +1178,290 @@
           <w:sz w:val="36"/>
           <w:szCs w:val="36"/>
         </w:rPr>
+        <w:t xml:space="preserve">1] </w:t>
+      </w:r>
+      <m:oMath>
+        <m:r>
+          <w:rPr>
+            <w:rFonts w:ascii="Cambria Math" w:eastAsia="Times New Roman" w:hAnsi="Cambria Math" w:cs="Times New Roman"/>
+            <w:sz w:val="36"/>
+            <w:szCs w:val="36"/>
+          </w:rPr>
+          <m:t>≔</m:t>
+        </m:r>
+      </m:oMath>
+      <w:r>
+        <w:rPr>
+          <w:rFonts w:ascii="Times New Roman" w:eastAsia="Times New Roman" w:hAnsi="Times New Roman" w:cs="Times New Roman"/>
+          <w:sz w:val="36"/>
+          <w:szCs w:val="36"/>
+        </w:rPr>
+        <w:t xml:space="preserve"> heap[</w:t>
+      </w:r>
+      <w:proofErr w:type="spellStart"/>
+      <w:r>
+        <w:rPr>
+          <w:rFonts w:ascii="Times New Roman" w:eastAsia="Times New Roman" w:hAnsi="Times New Roman" w:cs="Times New Roman"/>
+          <w:sz w:val="36"/>
+          <w:szCs w:val="36"/>
+        </w:rPr>
+        <w:t>len</w:t>
+      </w:r>
+      <w:proofErr w:type="spellEnd"/>
+      <w:r>
+        <w:rPr>
+          <w:rFonts w:ascii="Times New Roman" w:eastAsia="Times New Roman" w:hAnsi="Times New Roman" w:cs="Times New Roman"/>
+          <w:sz w:val="36"/>
+          <w:szCs w:val="36"/>
+        </w:rPr>
+        <w:t>]</w:t>
+      </w:r>
+    </w:p>
+    <w:p>
+      <w:pPr>
+        <w:spacing w:after="75" w:line="240" w:lineRule="auto"/>
+        <w:ind w:left="1800" w:hanging="1800"/>
+        <w:jc w:val="both"/>
+        <w:rPr>
+          <w:rFonts w:ascii="Times New Roman" w:eastAsia="Times New Roman" w:hAnsi="Times New Roman" w:cs="Times New Roman"/>
+          <w:sz w:val="36"/>
+          <w:szCs w:val="36"/>
+        </w:rPr>
+      </w:pPr>
+      <w:r>
+        <w:rPr>
+          <w:rFonts w:ascii="Times New Roman" w:eastAsia="Times New Roman" w:hAnsi="Times New Roman" w:cs="Times New Roman"/>
+          <w:bCs/>
+          <w:sz w:val="36"/>
+          <w:szCs w:val="36"/>
+        </w:rPr>
+        <w:t xml:space="preserve">Step 3: Set </w:t>
+      </w:r>
+      <w:proofErr w:type="spellStart"/>
+      <w:r>
+        <w:rPr>
+          <w:rFonts w:ascii="Times New Roman" w:eastAsia="Times New Roman" w:hAnsi="Times New Roman" w:cs="Times New Roman"/>
+          <w:bCs/>
+          <w:sz w:val="36"/>
+          <w:szCs w:val="36"/>
+        </w:rPr>
+        <w:t>len</w:t>
+      </w:r>
+      <w:proofErr w:type="spellEnd"/>
+      <w:r>
+        <w:rPr>
+          <w:rFonts w:ascii="Times New Roman" w:eastAsia="Times New Roman" w:hAnsi="Times New Roman" w:cs="Times New Roman"/>
+          <w:bCs/>
+          <w:sz w:val="36"/>
+          <w:szCs w:val="36"/>
+        </w:rPr>
+        <w:t xml:space="preserve"> </w:t>
+      </w:r>
+      <m:oMath>
+        <m:r>
+          <w:rPr>
+            <w:rFonts w:ascii="Cambria Math" w:eastAsia="Times New Roman" w:hAnsi="Cambria Math" w:cs="Times New Roman"/>
+            <w:sz w:val="36"/>
+            <w:szCs w:val="36"/>
+          </w:rPr>
+          <m:t>≔</m:t>
+        </m:r>
+      </m:oMath>
+      <w:r>
+        <w:rPr>
+          <w:rFonts w:ascii="Times New Roman" w:eastAsia="Times New Roman" w:hAnsi="Times New Roman" w:cs="Times New Roman"/>
+          <w:sz w:val="36"/>
+          <w:szCs w:val="36"/>
+        </w:rPr>
+        <w:t xml:space="preserve"> len </w:t>
+      </w:r>
+      <m:oMath>
+        <m:r>
+          <w:rPr>
+            <w:rFonts w:ascii="Cambria Math" w:eastAsia="Times New Roman" w:hAnsi="Cambria Math" w:cs="Times New Roman"/>
+            <w:sz w:val="36"/>
+            <w:szCs w:val="36"/>
+          </w:rPr>
+          <m:t>-</m:t>
+        </m:r>
+      </m:oMath>
+      <w:r>
+        <w:rPr>
+          <w:rFonts w:ascii="Times New Roman" w:eastAsia="Times New Roman" w:hAnsi="Times New Roman" w:cs="Times New Roman"/>
+          <w:sz w:val="36"/>
+          <w:szCs w:val="36"/>
+        </w:rPr>
+        <w:t xml:space="preserve"> 1</w:t>
+      </w:r>
+    </w:p>
+    <w:p>
+      <w:pPr>
+        <w:spacing w:after="75" w:line="240" w:lineRule="auto"/>
+        <w:ind w:left="1800" w:hanging="1800"/>
+        <w:jc w:val="both"/>
+        <w:rPr>
+          <w:rFonts w:ascii="Times New Roman" w:eastAsia="Times New Roman" w:hAnsi="Times New Roman" w:cs="Times New Roman"/>
+          <w:sz w:val="36"/>
+          <w:szCs w:val="36"/>
+        </w:rPr>
+      </w:pPr>
+      <w:r>
+        <w:rPr>
+          <w:rFonts w:ascii="Times New Roman" w:eastAsia="Times New Roman" w:hAnsi="Times New Roman" w:cs="Times New Roman"/>
+          <w:sz w:val="36"/>
+          <w:szCs w:val="36"/>
+        </w:rPr>
+        <w:t xml:space="preserve">Step 4: Set index </w:t>
+      </w:r>
+      <m:oMath>
+        <m:r>
+          <w:rPr>
+            <w:rFonts w:ascii="Cambria Math" w:eastAsia="Times New Roman" w:hAnsi="Cambria Math" w:cs="Times New Roman"/>
+            <w:sz w:val="36"/>
+            <w:szCs w:val="36"/>
+          </w:rPr>
+          <m:t>≔</m:t>
+        </m:r>
+      </m:oMath>
+      <w:r>
+        <w:rPr>
+          <w:rFonts w:ascii="Times New Roman" w:eastAsia="Times New Roman" w:hAnsi="Times New Roman" w:cs="Times New Roman"/>
+          <w:sz w:val="36"/>
+          <w:szCs w:val="36"/>
+        </w:rPr>
+        <w:t xml:space="preserve"> </w:t>
+      </w:r>
+      <w:r>
+        <w:rPr>
+          <w:rFonts w:ascii="Times New Roman" w:eastAsia="Times New Roman" w:hAnsi="Times New Roman" w:cs="Times New Roman"/>
+          <w:sz w:val="36"/>
+          <w:szCs w:val="36"/>
+        </w:rPr>
         <w:t>1</w:t>
       </w:r>
-      <w:r>
-        <w:rPr>
-          <w:rFonts w:ascii="Times New Roman" w:eastAsia="Times New Roman" w:hAnsi="Times New Roman" w:cs="Times New Roman"/>
-          <w:sz w:val="36"/>
-          <w:szCs w:val="36"/>
-        </w:rPr>
-        <w:t xml:space="preserve">] </w:t>
+    </w:p>
+    <w:p>
+      <w:pPr>
+        <w:spacing w:after="75" w:line="240" w:lineRule="auto"/>
+        <w:ind w:left="1260" w:hanging="1260"/>
+        <w:jc w:val="both"/>
+        <w:rPr>
+          <w:rFonts w:ascii="Times New Roman" w:eastAsia="Times New Roman" w:hAnsi="Times New Roman" w:cs="Times New Roman"/>
+          <w:sz w:val="36"/>
+          <w:szCs w:val="36"/>
+        </w:rPr>
+      </w:pPr>
+      <w:r>
+        <w:rPr>
+          <w:rFonts w:ascii="Times New Roman" w:eastAsia="Times New Roman" w:hAnsi="Times New Roman" w:cs="Times New Roman"/>
+          <w:sz w:val="36"/>
+          <w:szCs w:val="36"/>
+        </w:rPr>
+        <w:t>Step 5: Repeat step 6-</w:t>
+      </w:r>
+      <w:r>
+        <w:rPr>
+          <w:rFonts w:ascii="Times New Roman" w:eastAsia="Times New Roman" w:hAnsi="Times New Roman" w:cs="Times New Roman"/>
+          <w:sz w:val="36"/>
+          <w:szCs w:val="36"/>
+        </w:rPr>
+        <w:t>1</w:t>
+      </w:r>
+      <w:r>
+        <w:rPr>
+          <w:rFonts w:ascii="Times New Roman" w:eastAsia="Times New Roman" w:hAnsi="Times New Roman" w:cs="Times New Roman"/>
+          <w:sz w:val="36"/>
+          <w:szCs w:val="36"/>
+        </w:rPr>
+        <w:t>1</w:t>
+      </w:r>
+      <w:r>
+        <w:rPr>
+          <w:rFonts w:ascii="Times New Roman" w:eastAsia="Times New Roman" w:hAnsi="Times New Roman" w:cs="Times New Roman"/>
+          <w:sz w:val="36"/>
+          <w:szCs w:val="36"/>
+        </w:rPr>
+        <w:t xml:space="preserve"> while </w:t>
+      </w:r>
+      <w:r>
+        <w:rPr>
+          <w:rFonts w:ascii="Times New Roman" w:eastAsia="Times New Roman" w:hAnsi="Times New Roman" w:cs="Times New Roman"/>
+          <w:sz w:val="36"/>
+          <w:szCs w:val="36"/>
+        </w:rPr>
+        <w:t xml:space="preserve">2 </w:t>
+      </w:r>
+      <m:oMath>
+        <m:r>
+          <w:rPr>
+            <w:rFonts w:ascii="Cambria Math" w:eastAsia="Times New Roman" w:hAnsi="Cambria Math" w:cs="Times New Roman"/>
+            <w:sz w:val="36"/>
+            <w:szCs w:val="36"/>
+          </w:rPr>
+          <m:t>*</m:t>
+        </m:r>
+      </m:oMath>
+      <w:r>
+        <w:rPr>
+          <w:rFonts w:ascii="Times New Roman" w:eastAsia="Times New Roman" w:hAnsi="Times New Roman" w:cs="Times New Roman"/>
+          <w:sz w:val="36"/>
+          <w:szCs w:val="36"/>
+        </w:rPr>
+        <w:t xml:space="preserve"> </w:t>
+      </w:r>
+      <w:r>
+        <w:rPr>
+          <w:rFonts w:ascii="Times New Roman" w:eastAsia="Times New Roman" w:hAnsi="Times New Roman" w:cs="Times New Roman"/>
+          <w:sz w:val="36"/>
+          <w:szCs w:val="36"/>
+        </w:rPr>
+        <w:t xml:space="preserve">index </w:t>
+      </w:r>
+      <m:oMath>
+        <m:r>
+          <w:rPr>
+            <w:rFonts w:ascii="Cambria Math" w:eastAsia="Times New Roman" w:hAnsi="Cambria Math" w:cs="Times New Roman"/>
+            <w:sz w:val="36"/>
+            <w:szCs w:val="36"/>
+          </w:rPr>
+          <m:t>≤</m:t>
+        </m:r>
+      </m:oMath>
+      <w:r>
+        <w:rPr>
+          <w:rFonts w:ascii="Times New Roman" w:eastAsia="Times New Roman" w:hAnsi="Times New Roman" w:cs="Times New Roman"/>
+          <w:sz w:val="36"/>
+          <w:szCs w:val="36"/>
+        </w:rPr>
+        <w:t xml:space="preserve"> len</w:t>
+      </w:r>
+    </w:p>
+    <w:p>
+      <w:pPr>
+        <w:spacing w:after="75" w:line="240" w:lineRule="auto"/>
+        <w:ind w:left="1260" w:hanging="1260"/>
+        <w:jc w:val="both"/>
+        <w:rPr>
+          <w:rFonts w:ascii="Times New Roman" w:eastAsia="Times New Roman" w:hAnsi="Times New Roman" w:cs="Times New Roman"/>
+          <w:sz w:val="36"/>
+          <w:szCs w:val="36"/>
+        </w:rPr>
+      </w:pPr>
+      <w:r>
+        <w:rPr>
+          <w:rFonts w:ascii="Times New Roman" w:eastAsia="Times New Roman" w:hAnsi="Times New Roman" w:cs="Times New Roman"/>
+          <w:sz w:val="36"/>
+          <w:szCs w:val="36"/>
+        </w:rPr>
+        <w:t xml:space="preserve">Step 6: </w:t>
+      </w:r>
+      <w:r>
+        <w:rPr>
+          <w:rFonts w:ascii="Times New Roman" w:eastAsia="Times New Roman" w:hAnsi="Times New Roman" w:cs="Times New Roman"/>
+          <w:sz w:val="36"/>
+          <w:szCs w:val="36"/>
+        </w:rPr>
+        <w:t xml:space="preserve">Set left </w:t>
       </w:r>
       <m:oMath>
         <m:r>
@@ -1328,92 +1479,143 @@
           <w:sz w:val="36"/>
           <w:szCs w:val="36"/>
         </w:rPr>
+        <w:t xml:space="preserve"> 2 </w:t>
+      </w:r>
+      <m:oMath>
+        <m:r>
+          <w:rPr>
+            <w:rFonts w:ascii="Cambria Math" w:eastAsia="Times New Roman" w:hAnsi="Cambria Math" w:cs="Times New Roman"/>
+            <w:sz w:val="36"/>
+            <w:szCs w:val="36"/>
+          </w:rPr>
+          <m:t>*</m:t>
+        </m:r>
+      </m:oMath>
+      <w:r>
+        <w:rPr>
+          <w:rFonts w:ascii="Times New Roman" w:eastAsia="Times New Roman" w:hAnsi="Times New Roman" w:cs="Times New Roman"/>
+          <w:sz w:val="36"/>
+          <w:szCs w:val="36"/>
+        </w:rPr>
+        <w:t xml:space="preserve"> index</w:t>
+      </w:r>
+    </w:p>
+    <w:p>
+      <w:pPr>
+        <w:spacing w:after="75" w:line="240" w:lineRule="auto"/>
+        <w:ind w:left="1260" w:hanging="1260"/>
+        <w:jc w:val="both"/>
+        <w:rPr>
+          <w:rFonts w:ascii="Times New Roman" w:eastAsia="Times New Roman" w:hAnsi="Times New Roman" w:cs="Times New Roman"/>
+          <w:sz w:val="36"/>
+          <w:szCs w:val="36"/>
+        </w:rPr>
+      </w:pPr>
+      <w:r>
+        <w:rPr>
+          <w:rFonts w:ascii="Times New Roman" w:eastAsia="Times New Roman" w:hAnsi="Times New Roman" w:cs="Times New Roman"/>
+          <w:sz w:val="36"/>
+          <w:szCs w:val="36"/>
+        </w:rPr>
+        <w:t xml:space="preserve">Step 7: Set </w:t>
+      </w:r>
+      <w:r>
+        <w:rPr>
+          <w:rFonts w:ascii="Times New Roman" w:eastAsia="Times New Roman" w:hAnsi="Times New Roman" w:cs="Times New Roman"/>
+          <w:sz w:val="36"/>
+          <w:szCs w:val="36"/>
+        </w:rPr>
+        <w:t xml:space="preserve">right </w:t>
+      </w:r>
+      <m:oMath>
+        <m:r>
+          <w:rPr>
+            <w:rFonts w:ascii="Cambria Math" w:eastAsia="Times New Roman" w:hAnsi="Cambria Math" w:cs="Times New Roman"/>
+            <w:sz w:val="36"/>
+            <w:szCs w:val="36"/>
+          </w:rPr>
+          <m:t>≔</m:t>
+        </m:r>
+      </m:oMath>
+      <w:r>
+        <w:rPr>
+          <w:rFonts w:ascii="Times New Roman" w:eastAsia="Times New Roman" w:hAnsi="Times New Roman" w:cs="Times New Roman"/>
+          <w:sz w:val="36"/>
+          <w:szCs w:val="36"/>
+        </w:rPr>
+        <w:t xml:space="preserve"> 2 </w:t>
+      </w:r>
+      <m:oMath>
+        <m:r>
+          <w:rPr>
+            <w:rFonts w:ascii="Cambria Math" w:eastAsia="Times New Roman" w:hAnsi="Cambria Math" w:cs="Times New Roman"/>
+            <w:sz w:val="36"/>
+            <w:szCs w:val="36"/>
+          </w:rPr>
+          <m:t>*</m:t>
+        </m:r>
+      </m:oMath>
+      <w:r>
+        <w:rPr>
+          <w:rFonts w:ascii="Times New Roman" w:eastAsia="Times New Roman" w:hAnsi="Times New Roman" w:cs="Times New Roman"/>
+          <w:sz w:val="36"/>
+          <w:szCs w:val="36"/>
+        </w:rPr>
+        <w:t xml:space="preserve"> index</w:t>
+      </w:r>
+      <w:r>
+        <w:rPr>
+          <w:rFonts w:ascii="Times New Roman" w:eastAsia="Times New Roman" w:hAnsi="Times New Roman" w:cs="Times New Roman"/>
+          <w:sz w:val="36"/>
+          <w:szCs w:val="36"/>
+        </w:rPr>
         <w:t xml:space="preserve"> </w:t>
       </w:r>
-      <w:r>
-        <w:rPr>
-          <w:rFonts w:ascii="Times New Roman" w:eastAsia="Times New Roman" w:hAnsi="Times New Roman" w:cs="Times New Roman"/>
-          <w:sz w:val="36"/>
-          <w:szCs w:val="36"/>
-        </w:rPr>
-        <w:t>heap[</w:t>
-      </w:r>
-      <w:proofErr w:type="spellStart"/>
-      <w:r>
-        <w:rPr>
-          <w:rFonts w:ascii="Times New Roman" w:eastAsia="Times New Roman" w:hAnsi="Times New Roman" w:cs="Times New Roman"/>
-          <w:sz w:val="36"/>
-          <w:szCs w:val="36"/>
-        </w:rPr>
-        <w:t>len</w:t>
-      </w:r>
-      <w:proofErr w:type="spellEnd"/>
-      <w:r>
-        <w:rPr>
-          <w:rFonts w:ascii="Times New Roman" w:eastAsia="Times New Roman" w:hAnsi="Times New Roman" w:cs="Times New Roman"/>
-          <w:sz w:val="36"/>
-          <w:szCs w:val="36"/>
-        </w:rPr>
-        <w:t>]</w:t>
-      </w:r>
-    </w:p>
-    <w:p>
-      <w:pPr>
-        <w:spacing w:after="75" w:line="240" w:lineRule="auto"/>
-        <w:ind w:left="1800" w:hanging="1800"/>
-        <w:jc w:val="both"/>
-        <w:rPr>
-          <w:rFonts w:ascii="Times New Roman" w:eastAsia="Times New Roman" w:hAnsi="Times New Roman" w:cs="Times New Roman"/>
-          <w:sz w:val="36"/>
-          <w:szCs w:val="36"/>
-        </w:rPr>
-      </w:pPr>
-      <w:r>
-        <w:rPr>
-          <w:rFonts w:ascii="Times New Roman" w:eastAsia="Times New Roman" w:hAnsi="Times New Roman" w:cs="Times New Roman"/>
-          <w:bCs/>
-          <w:sz w:val="36"/>
-          <w:szCs w:val="36"/>
-        </w:rPr>
-        <w:t xml:space="preserve">Step </w:t>
-      </w:r>
-      <w:r>
-        <w:rPr>
-          <w:rFonts w:ascii="Times New Roman" w:eastAsia="Times New Roman" w:hAnsi="Times New Roman" w:cs="Times New Roman"/>
-          <w:bCs/>
-          <w:sz w:val="36"/>
-          <w:szCs w:val="36"/>
-        </w:rPr>
-        <w:t>3</w:t>
-      </w:r>
-      <w:r>
-        <w:rPr>
-          <w:rFonts w:ascii="Times New Roman" w:eastAsia="Times New Roman" w:hAnsi="Times New Roman" w:cs="Times New Roman"/>
-          <w:bCs/>
-          <w:sz w:val="36"/>
-          <w:szCs w:val="36"/>
-        </w:rPr>
-        <w:t xml:space="preserve">: Set </w:t>
-      </w:r>
-      <w:proofErr w:type="spellStart"/>
-      <w:r>
-        <w:rPr>
-          <w:rFonts w:ascii="Times New Roman" w:eastAsia="Times New Roman" w:hAnsi="Times New Roman" w:cs="Times New Roman"/>
-          <w:bCs/>
-          <w:sz w:val="36"/>
-          <w:szCs w:val="36"/>
-        </w:rPr>
-        <w:t>len</w:t>
-      </w:r>
-      <w:proofErr w:type="spellEnd"/>
-      <w:r>
-        <w:rPr>
-          <w:rFonts w:ascii="Times New Roman" w:eastAsia="Times New Roman" w:hAnsi="Times New Roman" w:cs="Times New Roman"/>
-          <w:bCs/>
-          <w:sz w:val="36"/>
-          <w:szCs w:val="36"/>
-        </w:rPr>
-        <w:t xml:space="preserve"> </w:t>
+      <m:oMath>
+        <m:r>
+          <w:rPr>
+            <w:rFonts w:ascii="Cambria Math" w:eastAsia="Times New Roman" w:hAnsi="Cambria Math" w:cs="Times New Roman"/>
+            <w:sz w:val="36"/>
+            <w:szCs w:val="36"/>
+          </w:rPr>
+          <m:t>+</m:t>
+        </m:r>
+      </m:oMath>
+      <w:r>
+        <w:rPr>
+          <w:rFonts w:ascii="Times New Roman" w:eastAsia="Times New Roman" w:hAnsi="Times New Roman" w:cs="Times New Roman"/>
+          <w:sz w:val="36"/>
+          <w:szCs w:val="36"/>
+        </w:rPr>
+        <w:t xml:space="preserve"> 1</w:t>
+      </w:r>
+    </w:p>
+    <w:p>
+      <w:pPr>
+        <w:spacing w:after="75" w:line="240" w:lineRule="auto"/>
+        <w:ind w:left="1260" w:hanging="1260"/>
+        <w:jc w:val="both"/>
+        <w:rPr>
+          <w:rFonts w:ascii="Times New Roman" w:eastAsia="Times New Roman" w:hAnsi="Times New Roman" w:cs="Times New Roman"/>
+          <w:sz w:val="36"/>
+          <w:szCs w:val="36"/>
+        </w:rPr>
+      </w:pPr>
+      <w:r>
+        <w:rPr>
+          <w:rFonts w:ascii="Times New Roman" w:eastAsia="Times New Roman" w:hAnsi="Times New Roman" w:cs="Times New Roman"/>
+          <w:sz w:val="36"/>
+          <w:szCs w:val="36"/>
+        </w:rPr>
+        <w:t xml:space="preserve">Step 8: </w:t>
+      </w:r>
+      <w:r>
+        <w:rPr>
+          <w:rFonts w:ascii="Times New Roman" w:eastAsia="Times New Roman" w:hAnsi="Times New Roman" w:cs="Times New Roman"/>
+          <w:sz w:val="36"/>
+          <w:szCs w:val="36"/>
+        </w:rPr>
+        <w:t xml:space="preserve">Set largest </w:t>
       </w:r>
       <m:oMath>
         <m:r>
@@ -1431,89 +1633,7 @@
           <w:sz w:val="36"/>
           <w:szCs w:val="36"/>
         </w:rPr>
-        <w:t xml:space="preserve"> l</w:t>
-      </w:r>
-      <w:proofErr w:type="spellStart"/>
-      <w:r>
-        <w:rPr>
-          <w:rFonts w:ascii="Times New Roman" w:eastAsia="Times New Roman" w:hAnsi="Times New Roman" w:cs="Times New Roman"/>
-          <w:sz w:val="36"/>
-          <w:szCs w:val="36"/>
-        </w:rPr>
-        <w:t>en</w:t>
-      </w:r>
-      <w:proofErr w:type="spellEnd"/>
-      <w:r>
-        <w:rPr>
-          <w:rFonts w:ascii="Times New Roman" w:eastAsia="Times New Roman" w:hAnsi="Times New Roman" w:cs="Times New Roman"/>
-          <w:sz w:val="36"/>
-          <w:szCs w:val="36"/>
-        </w:rPr>
-        <w:t xml:space="preserve"> </w:t>
-      </w:r>
-      <m:oMath>
-        <m:r>
-          <w:rPr>
-            <w:rFonts w:ascii="Cambria Math" w:eastAsia="Times New Roman" w:hAnsi="Cambria Math" w:cs="Times New Roman"/>
-            <w:sz w:val="36"/>
-            <w:szCs w:val="36"/>
-          </w:rPr>
-          <m:t>-</m:t>
-        </m:r>
-      </m:oMath>
-      <w:r>
-        <w:rPr>
-          <w:rFonts w:ascii="Times New Roman" w:eastAsia="Times New Roman" w:hAnsi="Times New Roman" w:cs="Times New Roman"/>
-          <w:sz w:val="36"/>
-          <w:szCs w:val="36"/>
-        </w:rPr>
-        <w:t xml:space="preserve"> 1</w:t>
-      </w:r>
-    </w:p>
-    <w:p>
-      <w:pPr>
-        <w:spacing w:after="75" w:line="240" w:lineRule="auto"/>
-        <w:ind w:left="1800" w:hanging="1800"/>
-        <w:jc w:val="both"/>
-        <w:rPr>
-          <w:rFonts w:ascii="Times New Roman" w:eastAsia="Times New Roman" w:hAnsi="Times New Roman" w:cs="Times New Roman"/>
-          <w:sz w:val="36"/>
-          <w:szCs w:val="36"/>
-        </w:rPr>
-      </w:pPr>
-      <w:r>
-        <w:rPr>
-          <w:rFonts w:ascii="Times New Roman" w:eastAsia="Times New Roman" w:hAnsi="Times New Roman" w:cs="Times New Roman"/>
-          <w:sz w:val="36"/>
-          <w:szCs w:val="36"/>
-        </w:rPr>
-        <w:t xml:space="preserve">Step 4: Set index </w:t>
-      </w:r>
-      <m:oMath>
-        <m:r>
-          <w:rPr>
-            <w:rFonts w:ascii="Cambria Math" w:eastAsia="Times New Roman" w:hAnsi="Cambria Math" w:cs="Times New Roman"/>
-            <w:sz w:val="36"/>
-            <w:szCs w:val="36"/>
-          </w:rPr>
-          <m:t>≔</m:t>
-        </m:r>
-      </m:oMath>
-      <w:r>
-        <w:rPr>
-          <w:rFonts w:ascii="Times New Roman" w:eastAsia="Times New Roman" w:hAnsi="Times New Roman" w:cs="Times New Roman"/>
-          <w:sz w:val="36"/>
-          <w:szCs w:val="36"/>
-        </w:rPr>
-        <w:t xml:space="preserve"> </w:t>
-      </w:r>
-      <w:r>
-        <w:rPr>
-          <w:rFonts w:ascii="Times New Roman" w:eastAsia="Times New Roman" w:hAnsi="Times New Roman" w:cs="Times New Roman"/>
-          <w:sz w:val="36"/>
-          <w:szCs w:val="36"/>
-        </w:rPr>
-        <w:t>1</w:t>
+        <w:t xml:space="preserve"> index</w:t>
       </w:r>
     </w:p>
     <w:p>
@@ -1533,65 +1653,15 @@
           <w:sz w:val="36"/>
           <w:szCs w:val="36"/>
         </w:rPr>
-        <w:t>Step 5: Repeat step 6-</w:t>
-      </w:r>
-      <w:r>
-        <w:rPr>
-          <w:rFonts w:ascii="Times New Roman" w:eastAsia="Times New Roman" w:hAnsi="Times New Roman" w:cs="Times New Roman"/>
-          <w:sz w:val="36"/>
-          <w:szCs w:val="36"/>
-        </w:rPr>
-        <w:t>1</w:t>
-      </w:r>
-      <w:r>
-        <w:rPr>
-          <w:rFonts w:ascii="Times New Roman" w:eastAsia="Times New Roman" w:hAnsi="Times New Roman" w:cs="Times New Roman"/>
-          <w:sz w:val="36"/>
-          <w:szCs w:val="36"/>
-        </w:rPr>
-        <w:t>1</w:t>
-      </w:r>
-      <w:r>
-        <w:rPr>
-          <w:rFonts w:ascii="Times New Roman" w:eastAsia="Times New Roman" w:hAnsi="Times New Roman" w:cs="Times New Roman"/>
-          <w:sz w:val="36"/>
-          <w:szCs w:val="36"/>
-        </w:rPr>
-        <w:t xml:space="preserve"> while </w:t>
-      </w:r>
-      <w:r>
-        <w:rPr>
-          <w:rFonts w:ascii="Times New Roman" w:eastAsia="Times New Roman" w:hAnsi="Times New Roman" w:cs="Times New Roman"/>
-          <w:sz w:val="36"/>
-          <w:szCs w:val="36"/>
-        </w:rPr>
-        <w:t xml:space="preserve">2 </w:t>
-      </w:r>
-      <m:oMath>
-        <m:r>
-          <w:rPr>
-            <w:rFonts w:ascii="Cambria Math" w:eastAsia="Times New Roman" w:hAnsi="Cambria Math" w:cs="Times New Roman"/>
-            <w:sz w:val="36"/>
-            <w:szCs w:val="36"/>
-          </w:rPr>
-          <m:t>*</m:t>
-        </m:r>
-      </m:oMath>
-      <w:r>
-        <w:rPr>
-          <w:rFonts w:ascii="Times New Roman" w:eastAsia="Times New Roman" w:hAnsi="Times New Roman" w:cs="Times New Roman"/>
-          <w:sz w:val="36"/>
-          <w:szCs w:val="36"/>
-        </w:rPr>
-        <w:t xml:space="preserve"> </w:t>
-      </w:r>
-      <w:r>
-        <w:rPr>
-          <w:rFonts w:ascii="Times New Roman" w:eastAsia="Times New Roman" w:hAnsi="Times New Roman" w:cs="Times New Roman"/>
-          <w:sz w:val="36"/>
-          <w:szCs w:val="36"/>
-        </w:rPr>
-        <w:t xml:space="preserve">index </w:t>
+        <w:t xml:space="preserve">Step 9: </w:t>
+      </w:r>
+      <w:r>
+        <w:rPr>
+          <w:rFonts w:ascii="Times New Roman" w:eastAsia="Times New Roman" w:hAnsi="Times New Roman" w:cs="Times New Roman"/>
+          <w:sz w:val="36"/>
+          <w:szCs w:val="36"/>
+        </w:rPr>
+        <w:t xml:space="preserve">If left </w:t>
       </w:r>
       <m:oMath>
         <m:r>
@@ -1609,279 +1679,7 @@
           <w:sz w:val="36"/>
           <w:szCs w:val="36"/>
         </w:rPr>
-        <w:t xml:space="preserve"> len</w:t>
-      </w:r>
-    </w:p>
-    <w:p>
-      <w:pPr>
-        <w:spacing w:after="75" w:line="240" w:lineRule="auto"/>
-        <w:ind w:left="1260" w:hanging="1260"/>
-        <w:jc w:val="both"/>
-        <w:rPr>
-          <w:rFonts w:ascii="Times New Roman" w:eastAsia="Times New Roman" w:hAnsi="Times New Roman" w:cs="Times New Roman"/>
-          <w:sz w:val="36"/>
-          <w:szCs w:val="36"/>
-        </w:rPr>
-      </w:pPr>
-      <w:r>
-        <w:rPr>
-          <w:rFonts w:ascii="Times New Roman" w:eastAsia="Times New Roman" w:hAnsi="Times New Roman" w:cs="Times New Roman"/>
-          <w:sz w:val="36"/>
-          <w:szCs w:val="36"/>
-        </w:rPr>
-        <w:t xml:space="preserve">Step 6: </w:t>
-      </w:r>
-      <w:r>
-        <w:rPr>
-          <w:rFonts w:ascii="Times New Roman" w:eastAsia="Times New Roman" w:hAnsi="Times New Roman" w:cs="Times New Roman"/>
-          <w:sz w:val="36"/>
-          <w:szCs w:val="36"/>
-        </w:rPr>
-        <w:t xml:space="preserve">Set left </w:t>
-      </w:r>
-      <m:oMath>
-        <m:r>
-          <w:rPr>
-            <w:rFonts w:ascii="Cambria Math" w:eastAsia="Times New Roman" w:hAnsi="Cambria Math" w:cs="Times New Roman"/>
-            <w:sz w:val="36"/>
-            <w:szCs w:val="36"/>
-          </w:rPr>
-          <m:t>≔</m:t>
-        </m:r>
-      </m:oMath>
-      <w:r>
-        <w:rPr>
-          <w:rFonts w:ascii="Times New Roman" w:eastAsia="Times New Roman" w:hAnsi="Times New Roman" w:cs="Times New Roman"/>
-          <w:sz w:val="36"/>
-          <w:szCs w:val="36"/>
-        </w:rPr>
-        <w:t xml:space="preserve"> </w:t>
-      </w:r>
-      <w:r>
-        <w:rPr>
-          <w:rFonts w:ascii="Times New Roman" w:eastAsia="Times New Roman" w:hAnsi="Times New Roman" w:cs="Times New Roman"/>
-          <w:sz w:val="36"/>
-          <w:szCs w:val="36"/>
-        </w:rPr>
-        <w:t xml:space="preserve">2 </w:t>
-      </w:r>
-      <m:oMath>
-        <m:r>
-          <w:rPr>
-            <w:rFonts w:ascii="Cambria Math" w:eastAsia="Times New Roman" w:hAnsi="Cambria Math" w:cs="Times New Roman"/>
-            <w:sz w:val="36"/>
-            <w:szCs w:val="36"/>
-          </w:rPr>
-          <m:t>*</m:t>
-        </m:r>
-      </m:oMath>
-      <w:r>
-        <w:rPr>
-          <w:rFonts w:ascii="Times New Roman" w:eastAsia="Times New Roman" w:hAnsi="Times New Roman" w:cs="Times New Roman"/>
-          <w:sz w:val="36"/>
-          <w:szCs w:val="36"/>
-        </w:rPr>
-        <w:t xml:space="preserve"> index</w:t>
-      </w:r>
-    </w:p>
-    <w:p>
-      <w:pPr>
-        <w:spacing w:after="75" w:line="240" w:lineRule="auto"/>
-        <w:ind w:left="1260" w:hanging="1260"/>
-        <w:jc w:val="both"/>
-        <w:rPr>
-          <w:rFonts w:ascii="Times New Roman" w:eastAsia="Times New Roman" w:hAnsi="Times New Roman" w:cs="Times New Roman"/>
-          <w:sz w:val="36"/>
-          <w:szCs w:val="36"/>
-        </w:rPr>
-      </w:pPr>
-      <w:r>
-        <w:rPr>
-          <w:rFonts w:ascii="Times New Roman" w:eastAsia="Times New Roman" w:hAnsi="Times New Roman" w:cs="Times New Roman"/>
-          <w:sz w:val="36"/>
-          <w:szCs w:val="36"/>
-        </w:rPr>
-        <w:t xml:space="preserve">Step 7: Set </w:t>
-      </w:r>
-      <w:r>
-        <w:rPr>
-          <w:rFonts w:ascii="Times New Roman" w:eastAsia="Times New Roman" w:hAnsi="Times New Roman" w:cs="Times New Roman"/>
-          <w:sz w:val="36"/>
-          <w:szCs w:val="36"/>
-        </w:rPr>
-        <w:t xml:space="preserve">right </w:t>
-      </w:r>
-      <m:oMath>
-        <m:r>
-          <w:rPr>
-            <w:rFonts w:ascii="Cambria Math" w:eastAsia="Times New Roman" w:hAnsi="Cambria Math" w:cs="Times New Roman"/>
-            <w:sz w:val="36"/>
-            <w:szCs w:val="36"/>
-          </w:rPr>
-          <m:t>≔</m:t>
-        </m:r>
-      </m:oMath>
-      <w:r>
-        <w:rPr>
-          <w:rFonts w:ascii="Times New Roman" w:eastAsia="Times New Roman" w:hAnsi="Times New Roman" w:cs="Times New Roman"/>
-          <w:sz w:val="36"/>
-          <w:szCs w:val="36"/>
-        </w:rPr>
-        <w:t xml:space="preserve"> 2 </w:t>
-      </w:r>
-      <m:oMath>
-        <m:r>
-          <w:rPr>
-            <w:rFonts w:ascii="Cambria Math" w:eastAsia="Times New Roman" w:hAnsi="Cambria Math" w:cs="Times New Roman"/>
-            <w:sz w:val="36"/>
-            <w:szCs w:val="36"/>
-          </w:rPr>
-          <m:t>*</m:t>
-        </m:r>
-      </m:oMath>
-      <w:r>
-        <w:rPr>
-          <w:rFonts w:ascii="Times New Roman" w:eastAsia="Times New Roman" w:hAnsi="Times New Roman" w:cs="Times New Roman"/>
-          <w:sz w:val="36"/>
-          <w:szCs w:val="36"/>
-        </w:rPr>
-        <w:t xml:space="preserve"> index</w:t>
-      </w:r>
-      <w:r>
-        <w:rPr>
-          <w:rFonts w:ascii="Times New Roman" w:eastAsia="Times New Roman" w:hAnsi="Times New Roman" w:cs="Times New Roman"/>
-          <w:sz w:val="36"/>
-          <w:szCs w:val="36"/>
-        </w:rPr>
-        <w:t xml:space="preserve"> </w:t>
-      </w:r>
-      <m:oMath>
-        <m:r>
-          <w:rPr>
-            <w:rFonts w:ascii="Cambria Math" w:eastAsia="Times New Roman" w:hAnsi="Cambria Math" w:cs="Times New Roman"/>
-            <w:sz w:val="36"/>
-            <w:szCs w:val="36"/>
-          </w:rPr>
-          <m:t>+</m:t>
-        </m:r>
-      </m:oMath>
-      <w:r>
-        <w:rPr>
-          <w:rFonts w:ascii="Times New Roman" w:eastAsia="Times New Roman" w:hAnsi="Times New Roman" w:cs="Times New Roman"/>
-          <w:sz w:val="36"/>
-          <w:szCs w:val="36"/>
-        </w:rPr>
-        <w:t xml:space="preserve"> 1</w:t>
-      </w:r>
-    </w:p>
-    <w:p>
-      <w:pPr>
-        <w:spacing w:after="75" w:line="240" w:lineRule="auto"/>
-        <w:ind w:left="1260" w:hanging="1260"/>
-        <w:jc w:val="both"/>
-        <w:rPr>
-          <w:rFonts w:ascii="Times New Roman" w:eastAsia="Times New Roman" w:hAnsi="Times New Roman" w:cs="Times New Roman"/>
-          <w:sz w:val="36"/>
-          <w:szCs w:val="36"/>
-        </w:rPr>
-      </w:pPr>
-      <w:r>
-        <w:rPr>
-          <w:rFonts w:ascii="Times New Roman" w:eastAsia="Times New Roman" w:hAnsi="Times New Roman" w:cs="Times New Roman"/>
-          <w:sz w:val="36"/>
-          <w:szCs w:val="36"/>
-        </w:rPr>
-        <w:t xml:space="preserve">Step 8: </w:t>
-      </w:r>
-      <w:r>
-        <w:rPr>
-          <w:rFonts w:ascii="Times New Roman" w:eastAsia="Times New Roman" w:hAnsi="Times New Roman" w:cs="Times New Roman"/>
-          <w:sz w:val="36"/>
-          <w:szCs w:val="36"/>
-        </w:rPr>
-        <w:t xml:space="preserve">Set largest </w:t>
-      </w:r>
-      <m:oMath>
-        <m:r>
-          <w:rPr>
-            <w:rFonts w:ascii="Cambria Math" w:eastAsia="Times New Roman" w:hAnsi="Cambria Math" w:cs="Times New Roman"/>
-            <w:sz w:val="36"/>
-            <w:szCs w:val="36"/>
-          </w:rPr>
-          <m:t>≔</m:t>
-        </m:r>
-      </m:oMath>
-      <w:r>
-        <w:rPr>
-          <w:rFonts w:ascii="Times New Roman" w:eastAsia="Times New Roman" w:hAnsi="Times New Roman" w:cs="Times New Roman"/>
-          <w:sz w:val="36"/>
-          <w:szCs w:val="36"/>
-        </w:rPr>
-        <w:t xml:space="preserve"> index</w:t>
-      </w:r>
-    </w:p>
-    <w:p>
-      <w:pPr>
-        <w:spacing w:after="75" w:line="240" w:lineRule="auto"/>
-        <w:ind w:left="1260" w:hanging="1260"/>
-        <w:jc w:val="both"/>
-        <w:rPr>
-          <w:rFonts w:ascii="Times New Roman" w:eastAsia="Times New Roman" w:hAnsi="Times New Roman" w:cs="Times New Roman"/>
-          <w:sz w:val="36"/>
-          <w:szCs w:val="36"/>
-        </w:rPr>
-      </w:pPr>
-      <w:r>
-        <w:rPr>
-          <w:rFonts w:ascii="Times New Roman" w:eastAsia="Times New Roman" w:hAnsi="Times New Roman" w:cs="Times New Roman"/>
-          <w:sz w:val="36"/>
-          <w:szCs w:val="36"/>
-        </w:rPr>
-        <w:t xml:space="preserve">Step 9: </w:t>
-      </w:r>
-      <w:r>
-        <w:rPr>
-          <w:rFonts w:ascii="Times New Roman" w:eastAsia="Times New Roman" w:hAnsi="Times New Roman" w:cs="Times New Roman"/>
-          <w:sz w:val="36"/>
-          <w:szCs w:val="36"/>
-        </w:rPr>
-        <w:t xml:space="preserve">If left </w:t>
-      </w:r>
-      <m:oMath>
-        <m:r>
-          <w:rPr>
-            <w:rFonts w:ascii="Cambria Math" w:eastAsia="Times New Roman" w:hAnsi="Cambria Math" w:cs="Times New Roman"/>
-            <w:sz w:val="36"/>
-            <w:szCs w:val="36"/>
-          </w:rPr>
-          <m:t>≤</m:t>
-        </m:r>
-      </m:oMath>
-      <w:r>
-        <w:rPr>
-          <w:rFonts w:ascii="Times New Roman" w:eastAsia="Times New Roman" w:hAnsi="Times New Roman" w:cs="Times New Roman"/>
-          <w:sz w:val="36"/>
-          <w:szCs w:val="36"/>
-        </w:rPr>
-        <w:t xml:space="preserve"> </w:t>
-      </w:r>
-      <w:proofErr w:type="spellStart"/>
-      <w:r>
-        <w:rPr>
-          <w:rFonts w:ascii="Times New Roman" w:eastAsia="Times New Roman" w:hAnsi="Times New Roman" w:cs="Times New Roman"/>
-          <w:sz w:val="36"/>
-          <w:szCs w:val="36"/>
-        </w:rPr>
-        <w:t>len</w:t>
-      </w:r>
-      <w:proofErr w:type="spellEnd"/>
-      <w:r>
-        <w:rPr>
-          <w:rFonts w:ascii="Times New Roman" w:eastAsia="Times New Roman" w:hAnsi="Times New Roman" w:cs="Times New Roman"/>
-          <w:sz w:val="36"/>
-          <w:szCs w:val="36"/>
-        </w:rPr>
-        <w:t xml:space="preserve"> and heap[left] </w:t>
+        <w:t xml:space="preserve"> len and heap[left] </w:t>
       </w:r>
       <m:oMath>
         <m:r>
@@ -1974,39 +1772,7 @@
           <w:sz w:val="36"/>
           <w:szCs w:val="36"/>
         </w:rPr>
-        <w:t xml:space="preserve">Step </w:t>
-      </w:r>
-      <w:r>
-        <w:rPr>
-          <w:rFonts w:ascii="Times New Roman" w:eastAsia="Times New Roman" w:hAnsi="Times New Roman" w:cs="Times New Roman"/>
-          <w:sz w:val="36"/>
-          <w:szCs w:val="36"/>
-        </w:rPr>
-        <w:t>10</w:t>
-      </w:r>
-      <w:r>
-        <w:rPr>
-          <w:rFonts w:ascii="Times New Roman" w:eastAsia="Times New Roman" w:hAnsi="Times New Roman" w:cs="Times New Roman"/>
-          <w:sz w:val="36"/>
-          <w:szCs w:val="36"/>
-        </w:rPr>
-        <w:t xml:space="preserve">: If </w:t>
-      </w:r>
-      <w:r>
-        <w:rPr>
-          <w:rFonts w:ascii="Times New Roman" w:eastAsia="Times New Roman" w:hAnsi="Times New Roman" w:cs="Times New Roman"/>
-          <w:sz w:val="36"/>
-          <w:szCs w:val="36"/>
-        </w:rPr>
-        <w:t>right</w:t>
-      </w:r>
-      <w:r>
-        <w:rPr>
-          <w:rFonts w:ascii="Times New Roman" w:eastAsia="Times New Roman" w:hAnsi="Times New Roman" w:cs="Times New Roman"/>
-          <w:sz w:val="36"/>
-          <w:szCs w:val="36"/>
-        </w:rPr>
-        <w:t xml:space="preserve"> </w:t>
+        <w:t xml:space="preserve">Step 10: If right </w:t>
       </w:r>
       <m:oMath>
         <m:r>
@@ -2024,41 +1790,7 @@
           <w:sz w:val="36"/>
           <w:szCs w:val="36"/>
         </w:rPr>
-        <w:t xml:space="preserve"> </w:t>
-      </w:r>
-      <w:proofErr w:type="spellStart"/>
-      <w:r>
-        <w:rPr>
-          <w:rFonts w:ascii="Times New Roman" w:eastAsia="Times New Roman" w:hAnsi="Times New Roman" w:cs="Times New Roman"/>
-          <w:sz w:val="36"/>
-          <w:szCs w:val="36"/>
-        </w:rPr>
-        <w:t>len</w:t>
-      </w:r>
-      <w:proofErr w:type="spellEnd"/>
-      <w:r>
-        <w:rPr>
-          <w:rFonts w:ascii="Times New Roman" w:eastAsia="Times New Roman" w:hAnsi="Times New Roman" w:cs="Times New Roman"/>
-          <w:sz w:val="36"/>
-          <w:szCs w:val="36"/>
-        </w:rPr>
-        <w:t xml:space="preserve"> and heap[</w:t>
-      </w:r>
-      <w:r>
-        <w:rPr>
-          <w:rFonts w:ascii="Times New Roman" w:eastAsia="Times New Roman" w:hAnsi="Times New Roman" w:cs="Times New Roman"/>
-          <w:sz w:val="36"/>
-          <w:szCs w:val="36"/>
-        </w:rPr>
-        <w:t>right</w:t>
-      </w:r>
-      <w:r>
-        <w:rPr>
-          <w:rFonts w:ascii="Times New Roman" w:eastAsia="Times New Roman" w:hAnsi="Times New Roman" w:cs="Times New Roman"/>
-          <w:sz w:val="36"/>
-          <w:szCs w:val="36"/>
-        </w:rPr>
-        <w:t xml:space="preserve">] </w:t>
+        <w:t xml:space="preserve"> len and heap[right] </w:t>
       </w:r>
       <m:oMath>
         <m:r>
@@ -2131,15 +1863,7 @@
           <w:sz w:val="36"/>
           <w:szCs w:val="36"/>
         </w:rPr>
-        <w:t xml:space="preserve"> </w:t>
-      </w:r>
-      <w:r>
-        <w:rPr>
-          <w:rFonts w:ascii="Times New Roman" w:eastAsia="Times New Roman" w:hAnsi="Times New Roman" w:cs="Times New Roman"/>
-          <w:sz w:val="36"/>
-          <w:szCs w:val="36"/>
-        </w:rPr>
-        <w:t>right</w:t>
+        <w:t xml:space="preserve"> right</w:t>
       </w:r>
     </w:p>
     <w:p>
@@ -2454,8 +2178,20 @@
           <w:szCs w:val="36"/>
         </w:rPr>
         <w:lastRenderedPageBreak/>
-        <w:t>M</w:t>
-      </w:r>
+        <w:t>Min Heap</w:t>
+      </w:r>
+    </w:p>
+    <w:p>
+      <w:pPr>
+        <w:spacing w:after="75" w:line="240" w:lineRule="auto"/>
+        <w:jc w:val="both"/>
+        <w:rPr>
+          <w:rFonts w:ascii="Times New Roman" w:eastAsia="Times New Roman" w:hAnsi="Times New Roman" w:cs="Times New Roman"/>
+          <w:bCs/>
+          <w:sz w:val="36"/>
+          <w:szCs w:val="36"/>
+        </w:rPr>
+      </w:pPr>
       <w:r>
         <w:rPr>
           <w:rFonts w:ascii="Times New Roman" w:eastAsia="Times New Roman" w:hAnsi="Times New Roman" w:cs="Times New Roman"/>
@@ -2463,7 +2199,7 @@
           <w:sz w:val="36"/>
           <w:szCs w:val="36"/>
         </w:rPr>
-        <w:t>in</w:t>
+        <w:t xml:space="preserve">Question </w:t>
       </w:r>
       <w:r>
         <w:rPr>
@@ -2472,20 +2208,8 @@
           <w:sz w:val="36"/>
           <w:szCs w:val="36"/>
         </w:rPr>
-        <w:t xml:space="preserve"> Heap</w:t>
-      </w:r>
-    </w:p>
-    <w:p>
-      <w:pPr>
-        <w:spacing w:after="75" w:line="240" w:lineRule="auto"/>
-        <w:jc w:val="both"/>
-        <w:rPr>
-          <w:rFonts w:ascii="Times New Roman" w:eastAsia="Times New Roman" w:hAnsi="Times New Roman" w:cs="Times New Roman"/>
-          <w:bCs/>
-          <w:sz w:val="36"/>
-          <w:szCs w:val="36"/>
-        </w:rPr>
-      </w:pPr>
+        <w:t>3</w:t>
+      </w:r>
       <w:r>
         <w:rPr>
           <w:rFonts w:ascii="Times New Roman" w:eastAsia="Times New Roman" w:hAnsi="Times New Roman" w:cs="Times New Roman"/>
@@ -2493,24 +2217,6 @@
           <w:sz w:val="36"/>
           <w:szCs w:val="36"/>
         </w:rPr>
-        <w:t xml:space="preserve">Question </w:t>
-      </w:r>
-      <w:r>
-        <w:rPr>
-          <w:rFonts w:ascii="Times New Roman" w:eastAsia="Times New Roman" w:hAnsi="Times New Roman" w:cs="Times New Roman"/>
-          <w:b/>
-          <w:sz w:val="36"/>
-          <w:szCs w:val="36"/>
-        </w:rPr>
-        <w:t>3</w:t>
-      </w:r>
-      <w:r>
-        <w:rPr>
-          <w:rFonts w:ascii="Times New Roman" w:eastAsia="Times New Roman" w:hAnsi="Times New Roman" w:cs="Times New Roman"/>
-          <w:b/>
-          <w:sz w:val="36"/>
-          <w:szCs w:val="36"/>
-        </w:rPr>
         <w:t>:</w:t>
       </w:r>
       <w:r>
@@ -2538,25 +2244,7 @@
           <w:sz w:val="36"/>
           <w:szCs w:val="36"/>
         </w:rPr>
-        <w:t>insert value in M</w:t>
-      </w:r>
-      <w:r>
-        <w:rPr>
-          <w:rFonts w:ascii="Times New Roman" w:eastAsia="Times New Roman" w:hAnsi="Times New Roman" w:cs="Times New Roman"/>
-          <w:bCs/>
-          <w:sz w:val="36"/>
-          <w:szCs w:val="36"/>
-        </w:rPr>
-        <w:t>in</w:t>
-      </w:r>
-      <w:r>
-        <w:rPr>
-          <w:rFonts w:ascii="Times New Roman" w:eastAsia="Times New Roman" w:hAnsi="Times New Roman" w:cs="Times New Roman"/>
-          <w:bCs/>
-          <w:sz w:val="36"/>
-          <w:szCs w:val="36"/>
-        </w:rPr>
-        <w:t xml:space="preserve"> Heap</w:t>
+        <w:t>insert value in Min Heap</w:t>
       </w:r>
     </w:p>
     <w:p>
@@ -2883,7 +2571,45 @@
           <w:sz w:val="36"/>
           <w:szCs w:val="36"/>
         </w:rPr>
-        <w:t xml:space="preserve"> l</w:t>
+        <w:t xml:space="preserve"> len </w:t>
+      </w:r>
+      <m:oMath>
+        <m:r>
+          <w:rPr>
+            <w:rFonts w:ascii="Cambria Math" w:eastAsia="Times New Roman" w:hAnsi="Cambria Math" w:cs="Times New Roman"/>
+            <w:sz w:val="36"/>
+            <w:szCs w:val="36"/>
+          </w:rPr>
+          <m:t>+</m:t>
+        </m:r>
+      </m:oMath>
+      <w:r>
+        <w:rPr>
+          <w:rFonts w:ascii="Times New Roman" w:eastAsia="Times New Roman" w:hAnsi="Times New Roman" w:cs="Times New Roman"/>
+          <w:sz w:val="36"/>
+          <w:szCs w:val="36"/>
+        </w:rPr>
+        <w:t xml:space="preserve"> 1</w:t>
+      </w:r>
+    </w:p>
+    <w:p>
+      <w:pPr>
+        <w:spacing w:after="75" w:line="240" w:lineRule="auto"/>
+        <w:ind w:left="1800" w:hanging="1800"/>
+        <w:jc w:val="both"/>
+        <w:rPr>
+          <w:rFonts w:ascii="Times New Roman" w:eastAsia="Times New Roman" w:hAnsi="Times New Roman" w:cs="Times New Roman"/>
+          <w:sz w:val="36"/>
+          <w:szCs w:val="36"/>
+        </w:rPr>
+      </w:pPr>
+      <w:r>
+        <w:rPr>
+          <w:rFonts w:ascii="Times New Roman" w:eastAsia="Times New Roman" w:hAnsi="Times New Roman" w:cs="Times New Roman"/>
+          <w:sz w:val="36"/>
+          <w:szCs w:val="36"/>
+        </w:rPr>
+        <w:t>Step 3: Set heap[</w:t>
       </w:r>
       <w:proofErr w:type="spellStart"/>
       <w:r>
@@ -2892,7 +2618,7 @@
           <w:sz w:val="36"/>
           <w:szCs w:val="36"/>
         </w:rPr>
-        <w:t>en</w:t>
+        <w:t>len</w:t>
       </w:r>
       <w:proofErr w:type="spellEnd"/>
       <w:r>
@@ -2901,405 +2627,349 @@
           <w:sz w:val="36"/>
           <w:szCs w:val="36"/>
         </w:rPr>
+        <w:t xml:space="preserve">] </w:t>
+      </w:r>
+      <m:oMath>
+        <m:r>
+          <w:rPr>
+            <w:rFonts w:ascii="Cambria Math" w:eastAsia="Times New Roman" w:hAnsi="Cambria Math" w:cs="Times New Roman"/>
+            <w:sz w:val="36"/>
+            <w:szCs w:val="36"/>
+          </w:rPr>
+          <m:t>≔</m:t>
+        </m:r>
+      </m:oMath>
+      <w:r>
+        <w:rPr>
+          <w:rFonts w:ascii="Times New Roman" w:eastAsia="Times New Roman" w:hAnsi="Times New Roman" w:cs="Times New Roman"/>
+          <w:sz w:val="36"/>
+          <w:szCs w:val="36"/>
+        </w:rPr>
+        <w:t xml:space="preserve"> Key</w:t>
+      </w:r>
+    </w:p>
+    <w:p>
+      <w:pPr>
+        <w:spacing w:after="75" w:line="240" w:lineRule="auto"/>
+        <w:ind w:left="1800" w:hanging="1800"/>
+        <w:jc w:val="both"/>
+        <w:rPr>
+          <w:rFonts w:ascii="Times New Roman" w:eastAsia="Times New Roman" w:hAnsi="Times New Roman" w:cs="Times New Roman"/>
+          <w:sz w:val="36"/>
+          <w:szCs w:val="36"/>
+        </w:rPr>
+      </w:pPr>
+      <w:r>
+        <w:rPr>
+          <w:rFonts w:ascii="Times New Roman" w:eastAsia="Times New Roman" w:hAnsi="Times New Roman" w:cs="Times New Roman"/>
+          <w:sz w:val="36"/>
+          <w:szCs w:val="36"/>
+        </w:rPr>
+        <w:t xml:space="preserve">Step 4: Set index </w:t>
+      </w:r>
+      <m:oMath>
+        <m:r>
+          <w:rPr>
+            <w:rFonts w:ascii="Cambria Math" w:eastAsia="Times New Roman" w:hAnsi="Cambria Math" w:cs="Times New Roman"/>
+            <w:sz w:val="36"/>
+            <w:szCs w:val="36"/>
+          </w:rPr>
+          <m:t>≔</m:t>
+        </m:r>
+      </m:oMath>
+      <w:r>
+        <w:rPr>
+          <w:rFonts w:ascii="Times New Roman" w:eastAsia="Times New Roman" w:hAnsi="Times New Roman" w:cs="Times New Roman"/>
+          <w:sz w:val="36"/>
+          <w:szCs w:val="36"/>
+        </w:rPr>
+        <w:t xml:space="preserve"> len</w:t>
+      </w:r>
+    </w:p>
+    <w:p>
+      <w:pPr>
+        <w:spacing w:after="75" w:line="240" w:lineRule="auto"/>
+        <w:ind w:left="1260" w:hanging="1260"/>
+        <w:jc w:val="both"/>
+        <w:rPr>
+          <w:rFonts w:ascii="Times New Roman" w:eastAsia="Times New Roman" w:hAnsi="Times New Roman" w:cs="Times New Roman"/>
+          <w:sz w:val="36"/>
+          <w:szCs w:val="36"/>
+        </w:rPr>
+      </w:pPr>
+      <w:r>
+        <w:rPr>
+          <w:rFonts w:ascii="Times New Roman" w:eastAsia="Times New Roman" w:hAnsi="Times New Roman" w:cs="Times New Roman"/>
+          <w:sz w:val="36"/>
+          <w:szCs w:val="36"/>
+        </w:rPr>
+        <w:t xml:space="preserve">Step 5: Repeat step 6-8 while index </w:t>
+      </w:r>
+      <m:oMath>
+        <m:r>
+          <w:rPr>
+            <w:rFonts w:ascii="Cambria Math" w:eastAsia="Times New Roman" w:hAnsi="Cambria Math" w:cs="Times New Roman"/>
+            <w:sz w:val="36"/>
+            <w:szCs w:val="36"/>
+          </w:rPr>
+          <m:t>&gt;</m:t>
+        </m:r>
+      </m:oMath>
+      <w:r>
+        <w:rPr>
+          <w:rFonts w:ascii="Times New Roman" w:eastAsia="Times New Roman" w:hAnsi="Times New Roman" w:cs="Times New Roman"/>
+          <w:sz w:val="36"/>
+          <w:szCs w:val="36"/>
+        </w:rPr>
+        <w:t xml:space="preserve"> 1 and heap[index</w:t>
+      </w:r>
+      <m:oMath>
+        <m:r>
+          <w:rPr>
+            <w:rFonts w:ascii="Cambria Math" w:eastAsia="Times New Roman" w:hAnsi="Cambria Math" w:cs="Times New Roman"/>
+            <w:sz w:val="36"/>
+            <w:szCs w:val="36"/>
+          </w:rPr>
+          <m:t xml:space="preserve"> / </m:t>
+        </m:r>
+      </m:oMath>
+      <w:r>
+        <w:rPr>
+          <w:rFonts w:ascii="Times New Roman" w:eastAsia="Times New Roman" w:hAnsi="Times New Roman" w:cs="Times New Roman"/>
+          <w:sz w:val="36"/>
+          <w:szCs w:val="36"/>
+        </w:rPr>
+        <w:t xml:space="preserve">2] </w:t>
+      </w:r>
+      <m:oMath>
+        <m:r>
+          <w:rPr>
+            <w:rFonts w:ascii="Cambria Math" w:eastAsia="Times New Roman" w:hAnsi="Cambria Math" w:cs="Times New Roman"/>
+            <w:sz w:val="36"/>
+            <w:szCs w:val="36"/>
+          </w:rPr>
+          <m:t>&gt;</m:t>
+        </m:r>
+      </m:oMath>
+      <w:r>
+        <w:rPr>
+          <w:rFonts w:ascii="Times New Roman" w:eastAsia="Times New Roman" w:hAnsi="Times New Roman" w:cs="Times New Roman"/>
+          <w:sz w:val="36"/>
+          <w:szCs w:val="36"/>
+        </w:rPr>
+        <w:t xml:space="preserve"> heap[index]</w:t>
+      </w:r>
+    </w:p>
+    <w:p>
+      <w:pPr>
+        <w:spacing w:after="75" w:line="240" w:lineRule="auto"/>
+        <w:ind w:left="1260" w:hanging="1260"/>
+        <w:jc w:val="both"/>
+        <w:rPr>
+          <w:rFonts w:ascii="Times New Roman" w:eastAsia="Times New Roman" w:hAnsi="Times New Roman" w:cs="Times New Roman"/>
+          <w:sz w:val="36"/>
+          <w:szCs w:val="36"/>
+        </w:rPr>
+      </w:pPr>
+      <w:r>
+        <w:rPr>
+          <w:rFonts w:ascii="Times New Roman" w:eastAsia="Times New Roman" w:hAnsi="Times New Roman" w:cs="Times New Roman"/>
+          <w:sz w:val="36"/>
+          <w:szCs w:val="36"/>
+        </w:rPr>
+        <w:t xml:space="preserve">Step 6: </w:t>
+      </w:r>
+      <w:proofErr w:type="gramStart"/>
+      <w:r>
+        <w:rPr>
+          <w:rFonts w:ascii="Times New Roman" w:eastAsia="Times New Roman" w:hAnsi="Times New Roman" w:cs="Times New Roman"/>
+          <w:sz w:val="36"/>
+          <w:szCs w:val="36"/>
+        </w:rPr>
+        <w:t>Swap(</w:t>
+      </w:r>
+      <w:proofErr w:type="gramEnd"/>
+      <w:r>
+        <w:rPr>
+          <w:rFonts w:ascii="Times New Roman" w:eastAsia="Times New Roman" w:hAnsi="Times New Roman" w:cs="Times New Roman"/>
+          <w:sz w:val="36"/>
+          <w:szCs w:val="36"/>
+        </w:rPr>
+        <w:t xml:space="preserve">heap[index </w:t>
+      </w:r>
+      <m:oMath>
+        <m:r>
+          <w:rPr>
+            <w:rFonts w:ascii="Cambria Math" w:eastAsia="Times New Roman" w:hAnsi="Cambria Math" w:cs="Times New Roman"/>
+            <w:sz w:val="36"/>
+            <w:szCs w:val="36"/>
+          </w:rPr>
+          <m:t>/</m:t>
+        </m:r>
+      </m:oMath>
+      <w:r>
+        <w:rPr>
+          <w:rFonts w:ascii="Times New Roman" w:eastAsia="Times New Roman" w:hAnsi="Times New Roman" w:cs="Times New Roman"/>
+          <w:sz w:val="36"/>
+          <w:szCs w:val="36"/>
+        </w:rPr>
+        <w:t xml:space="preserve"> 2], heap[index])</w:t>
+      </w:r>
+    </w:p>
+    <w:p>
+      <w:pPr>
+        <w:spacing w:after="75" w:line="240" w:lineRule="auto"/>
+        <w:ind w:left="1260" w:hanging="1260"/>
+        <w:jc w:val="both"/>
+        <w:rPr>
+          <w:rFonts w:ascii="Times New Roman" w:eastAsia="Times New Roman" w:hAnsi="Times New Roman" w:cs="Times New Roman"/>
+          <w:sz w:val="36"/>
+          <w:szCs w:val="36"/>
+        </w:rPr>
+      </w:pPr>
+      <w:r>
+        <w:rPr>
+          <w:rFonts w:ascii="Times New Roman" w:eastAsia="Times New Roman" w:hAnsi="Times New Roman" w:cs="Times New Roman"/>
+          <w:sz w:val="36"/>
+          <w:szCs w:val="36"/>
+        </w:rPr>
+        <w:t xml:space="preserve">Step 7: Set index </w:t>
+      </w:r>
+      <m:oMath>
+        <m:r>
+          <w:rPr>
+            <w:rFonts w:ascii="Cambria Math" w:eastAsia="Times New Roman" w:hAnsi="Cambria Math" w:cs="Times New Roman"/>
+            <w:sz w:val="36"/>
+            <w:szCs w:val="36"/>
+          </w:rPr>
+          <m:t>≔</m:t>
+        </m:r>
+      </m:oMath>
+      <w:r>
+        <w:rPr>
+          <w:rFonts w:ascii="Times New Roman" w:eastAsia="Times New Roman" w:hAnsi="Times New Roman" w:cs="Times New Roman"/>
+          <w:sz w:val="36"/>
+          <w:szCs w:val="36"/>
+        </w:rPr>
+        <w:t xml:space="preserve"> index </w:t>
+      </w:r>
+      <m:oMath>
+        <m:r>
+          <w:rPr>
+            <w:rFonts w:ascii="Cambria Math" w:eastAsia="Times New Roman" w:hAnsi="Cambria Math" w:cs="Times New Roman"/>
+            <w:sz w:val="36"/>
+            <w:szCs w:val="36"/>
+          </w:rPr>
+          <m:t>/</m:t>
+        </m:r>
+      </m:oMath>
+      <w:r>
+        <w:rPr>
+          <w:rFonts w:ascii="Times New Roman" w:eastAsia="Times New Roman" w:hAnsi="Times New Roman" w:cs="Times New Roman"/>
+          <w:sz w:val="36"/>
+          <w:szCs w:val="36"/>
+        </w:rPr>
+        <w:t xml:space="preserve"> 2</w:t>
+      </w:r>
+    </w:p>
+    <w:p>
+      <w:pPr>
+        <w:spacing w:after="75" w:line="240" w:lineRule="auto"/>
+        <w:ind w:left="1260" w:hanging="1260"/>
+        <w:jc w:val="both"/>
+        <w:rPr>
+          <w:rFonts w:ascii="Times New Roman" w:eastAsia="Times New Roman" w:hAnsi="Times New Roman" w:cs="Times New Roman"/>
+          <w:sz w:val="36"/>
+          <w:szCs w:val="36"/>
+        </w:rPr>
+      </w:pPr>
+      <w:r>
+        <w:rPr>
+          <w:rFonts w:ascii="Times New Roman" w:eastAsia="Times New Roman" w:hAnsi="Times New Roman" w:cs="Times New Roman"/>
+          <w:sz w:val="36"/>
+          <w:szCs w:val="36"/>
+        </w:rPr>
+        <w:t>Step 8: Go to step 5</w:t>
+      </w:r>
+    </w:p>
+    <w:p>
+      <w:pPr>
+        <w:spacing w:after="75" w:line="240" w:lineRule="auto"/>
+        <w:ind w:left="1260" w:hanging="1260"/>
+        <w:jc w:val="both"/>
+        <w:rPr>
+          <w:rFonts w:ascii="Times New Roman" w:eastAsia="Times New Roman" w:hAnsi="Times New Roman" w:cs="Times New Roman"/>
+          <w:sz w:val="36"/>
+          <w:szCs w:val="36"/>
+        </w:rPr>
+      </w:pPr>
+      <w:r>
+        <w:rPr>
+          <w:rFonts w:ascii="Times New Roman" w:eastAsia="Times New Roman" w:hAnsi="Times New Roman" w:cs="Times New Roman"/>
+          <w:sz w:val="36"/>
+          <w:szCs w:val="36"/>
+        </w:rPr>
+        <w:t>Step 9: Return</w:t>
+      </w:r>
+    </w:p>
+    <w:p>
+      <w:pPr>
+        <w:spacing w:after="75" w:line="240" w:lineRule="auto"/>
+        <w:jc w:val="both"/>
+        <w:rPr>
+          <w:rFonts w:ascii="Times New Roman" w:eastAsia="Times New Roman" w:hAnsi="Times New Roman" w:cs="Times New Roman"/>
+          <w:sz w:val="36"/>
+          <w:szCs w:val="36"/>
+        </w:rPr>
+      </w:pPr>
+    </w:p>
+    <w:p>
+      <w:pPr>
+        <w:spacing w:after="75" w:line="240" w:lineRule="auto"/>
+        <w:jc w:val="both"/>
+        <w:rPr>
+          <w:rFonts w:ascii="Times New Roman" w:eastAsia="Times New Roman" w:hAnsi="Times New Roman" w:cs="Times New Roman"/>
+          <w:bCs/>
+          <w:sz w:val="36"/>
+          <w:szCs w:val="36"/>
+        </w:rPr>
+      </w:pPr>
+      <w:r>
+        <w:rPr>
+          <w:rFonts w:ascii="Times New Roman" w:eastAsia="Times New Roman" w:hAnsi="Times New Roman" w:cs="Times New Roman"/>
+          <w:b/>
+          <w:sz w:val="36"/>
+          <w:szCs w:val="36"/>
+        </w:rPr>
+        <w:t xml:space="preserve">Question </w:t>
+      </w:r>
+      <w:r>
+        <w:rPr>
+          <w:rFonts w:ascii="Times New Roman" w:eastAsia="Times New Roman" w:hAnsi="Times New Roman" w:cs="Times New Roman"/>
+          <w:b/>
+          <w:sz w:val="36"/>
+          <w:szCs w:val="36"/>
+        </w:rPr>
+        <w:t>4</w:t>
+      </w:r>
+      <w:r>
+        <w:rPr>
+          <w:rFonts w:ascii="Times New Roman" w:eastAsia="Times New Roman" w:hAnsi="Times New Roman" w:cs="Times New Roman"/>
+          <w:b/>
+          <w:sz w:val="36"/>
+          <w:szCs w:val="36"/>
+        </w:rPr>
+        <w:t>:</w:t>
+      </w:r>
+      <w:r>
+        <w:rPr>
+          <w:rFonts w:ascii="Times New Roman" w:eastAsia="Times New Roman" w:hAnsi="Times New Roman" w:cs="Times New Roman"/>
+          <w:bCs/>
+          <w:sz w:val="36"/>
+          <w:szCs w:val="36"/>
+        </w:rPr>
         <w:t xml:space="preserve"> </w:t>
       </w:r>
-      <m:oMath>
-        <m:r>
-          <w:rPr>
-            <w:rFonts w:ascii="Cambria Math" w:eastAsia="Times New Roman" w:hAnsi="Cambria Math" w:cs="Times New Roman"/>
-            <w:sz w:val="36"/>
-            <w:szCs w:val="36"/>
-          </w:rPr>
-          <m:t>+</m:t>
-        </m:r>
-      </m:oMath>
-      <w:r>
-        <w:rPr>
-          <w:rFonts w:ascii="Times New Roman" w:eastAsia="Times New Roman" w:hAnsi="Times New Roman" w:cs="Times New Roman"/>
-          <w:sz w:val="36"/>
-          <w:szCs w:val="36"/>
-        </w:rPr>
-        <w:t xml:space="preserve"> 1</w:t>
-      </w:r>
-    </w:p>
-    <w:p>
-      <w:pPr>
-        <w:spacing w:after="75" w:line="240" w:lineRule="auto"/>
-        <w:ind w:left="1800" w:hanging="1800"/>
-        <w:jc w:val="both"/>
-        <w:rPr>
-          <w:rFonts w:ascii="Times New Roman" w:eastAsia="Times New Roman" w:hAnsi="Times New Roman" w:cs="Times New Roman"/>
-          <w:sz w:val="36"/>
-          <w:szCs w:val="36"/>
-        </w:rPr>
-      </w:pPr>
-      <w:r>
-        <w:rPr>
-          <w:rFonts w:ascii="Times New Roman" w:eastAsia="Times New Roman" w:hAnsi="Times New Roman" w:cs="Times New Roman"/>
-          <w:sz w:val="36"/>
-          <w:szCs w:val="36"/>
-        </w:rPr>
-        <w:t>Step 3: Set heap[</w:t>
-      </w:r>
-      <w:proofErr w:type="spellStart"/>
-      <w:r>
-        <w:rPr>
-          <w:rFonts w:ascii="Times New Roman" w:eastAsia="Times New Roman" w:hAnsi="Times New Roman" w:cs="Times New Roman"/>
-          <w:sz w:val="36"/>
-          <w:szCs w:val="36"/>
-        </w:rPr>
-        <w:t>len</w:t>
-      </w:r>
-      <w:proofErr w:type="spellEnd"/>
-      <w:r>
-        <w:rPr>
-          <w:rFonts w:ascii="Times New Roman" w:eastAsia="Times New Roman" w:hAnsi="Times New Roman" w:cs="Times New Roman"/>
-          <w:sz w:val="36"/>
-          <w:szCs w:val="36"/>
-        </w:rPr>
-        <w:t xml:space="preserve">] </w:t>
-      </w:r>
-      <m:oMath>
-        <m:r>
-          <w:rPr>
-            <w:rFonts w:ascii="Cambria Math" w:eastAsia="Times New Roman" w:hAnsi="Cambria Math" w:cs="Times New Roman"/>
-            <w:sz w:val="36"/>
-            <w:szCs w:val="36"/>
-          </w:rPr>
-          <m:t>≔</m:t>
-        </m:r>
-      </m:oMath>
-      <w:r>
-        <w:rPr>
-          <w:rFonts w:ascii="Times New Roman" w:eastAsia="Times New Roman" w:hAnsi="Times New Roman" w:cs="Times New Roman"/>
-          <w:sz w:val="36"/>
-          <w:szCs w:val="36"/>
-        </w:rPr>
-        <w:t xml:space="preserve"> Key</w:t>
-      </w:r>
-    </w:p>
-    <w:p>
-      <w:pPr>
-        <w:spacing w:after="75" w:line="240" w:lineRule="auto"/>
-        <w:ind w:left="1800" w:hanging="1800"/>
-        <w:jc w:val="both"/>
-        <w:rPr>
-          <w:rFonts w:ascii="Times New Roman" w:eastAsia="Times New Roman" w:hAnsi="Times New Roman" w:cs="Times New Roman"/>
-          <w:sz w:val="36"/>
-          <w:szCs w:val="36"/>
-        </w:rPr>
-      </w:pPr>
-      <w:r>
-        <w:rPr>
-          <w:rFonts w:ascii="Times New Roman" w:eastAsia="Times New Roman" w:hAnsi="Times New Roman" w:cs="Times New Roman"/>
-          <w:sz w:val="36"/>
-          <w:szCs w:val="36"/>
-        </w:rPr>
-        <w:t xml:space="preserve">Step 4: Set index </w:t>
-      </w:r>
-      <m:oMath>
-        <m:r>
-          <w:rPr>
-            <w:rFonts w:ascii="Cambria Math" w:eastAsia="Times New Roman" w:hAnsi="Cambria Math" w:cs="Times New Roman"/>
-            <w:sz w:val="36"/>
-            <w:szCs w:val="36"/>
-          </w:rPr>
-          <m:t>≔</m:t>
-        </m:r>
-      </m:oMath>
-      <w:r>
-        <w:rPr>
-          <w:rFonts w:ascii="Times New Roman" w:eastAsia="Times New Roman" w:hAnsi="Times New Roman" w:cs="Times New Roman"/>
-          <w:sz w:val="36"/>
-          <w:szCs w:val="36"/>
-        </w:rPr>
-        <w:t xml:space="preserve"> len</w:t>
-      </w:r>
-    </w:p>
-    <w:p>
-      <w:pPr>
-        <w:spacing w:after="75" w:line="240" w:lineRule="auto"/>
-        <w:ind w:left="1260" w:hanging="1260"/>
-        <w:jc w:val="both"/>
-        <w:rPr>
-          <w:rFonts w:ascii="Times New Roman" w:eastAsia="Times New Roman" w:hAnsi="Times New Roman" w:cs="Times New Roman"/>
-          <w:sz w:val="36"/>
-          <w:szCs w:val="36"/>
-        </w:rPr>
-      </w:pPr>
-      <w:r>
-        <w:rPr>
-          <w:rFonts w:ascii="Times New Roman" w:eastAsia="Times New Roman" w:hAnsi="Times New Roman" w:cs="Times New Roman"/>
-          <w:sz w:val="36"/>
-          <w:szCs w:val="36"/>
-        </w:rPr>
-        <w:t xml:space="preserve">Step 5: Repeat step 6-8 while index </w:t>
-      </w:r>
-      <m:oMath>
-        <m:r>
-          <w:rPr>
-            <w:rFonts w:ascii="Cambria Math" w:eastAsia="Times New Roman" w:hAnsi="Cambria Math" w:cs="Times New Roman"/>
-            <w:sz w:val="36"/>
-            <w:szCs w:val="36"/>
-          </w:rPr>
-          <m:t>&gt;</m:t>
-        </m:r>
-      </m:oMath>
-      <w:r>
-        <w:rPr>
-          <w:rFonts w:ascii="Times New Roman" w:eastAsia="Times New Roman" w:hAnsi="Times New Roman" w:cs="Times New Roman"/>
-          <w:sz w:val="36"/>
-          <w:szCs w:val="36"/>
-        </w:rPr>
-        <w:t xml:space="preserve"> 1 and heap[index</w:t>
-      </w:r>
-      <m:oMath>
-        <m:r>
-          <w:rPr>
-            <w:rFonts w:ascii="Cambria Math" w:eastAsia="Times New Roman" w:hAnsi="Cambria Math" w:cs="Times New Roman"/>
-            <w:sz w:val="36"/>
-            <w:szCs w:val="36"/>
-          </w:rPr>
-          <m:t xml:space="preserve"> / </m:t>
-        </m:r>
-      </m:oMath>
-      <w:r>
-        <w:rPr>
-          <w:rFonts w:ascii="Times New Roman" w:eastAsia="Times New Roman" w:hAnsi="Times New Roman" w:cs="Times New Roman"/>
-          <w:sz w:val="36"/>
-          <w:szCs w:val="36"/>
-        </w:rPr>
-        <w:t xml:space="preserve">2] </w:t>
-      </w:r>
-      <m:oMath>
-        <m:r>
-          <w:rPr>
-            <w:rFonts w:ascii="Cambria Math" w:eastAsia="Times New Roman" w:hAnsi="Cambria Math" w:cs="Times New Roman"/>
-            <w:sz w:val="36"/>
-            <w:szCs w:val="36"/>
-          </w:rPr>
-          <m:t>&gt;</m:t>
-        </m:r>
-      </m:oMath>
-      <w:r>
-        <w:rPr>
-          <w:rFonts w:ascii="Times New Roman" w:eastAsia="Times New Roman" w:hAnsi="Times New Roman" w:cs="Times New Roman"/>
-          <w:sz w:val="36"/>
-          <w:szCs w:val="36"/>
-        </w:rPr>
-        <w:t xml:space="preserve"> heap[index]</w:t>
-      </w:r>
-    </w:p>
-    <w:p>
-      <w:pPr>
-        <w:spacing w:after="75" w:line="240" w:lineRule="auto"/>
-        <w:ind w:left="1260" w:hanging="1260"/>
-        <w:jc w:val="both"/>
-        <w:rPr>
-          <w:rFonts w:ascii="Times New Roman" w:eastAsia="Times New Roman" w:hAnsi="Times New Roman" w:cs="Times New Roman"/>
-          <w:sz w:val="36"/>
-          <w:szCs w:val="36"/>
-        </w:rPr>
-      </w:pPr>
-      <w:r>
-        <w:rPr>
-          <w:rFonts w:ascii="Times New Roman" w:eastAsia="Times New Roman" w:hAnsi="Times New Roman" w:cs="Times New Roman"/>
-          <w:sz w:val="36"/>
-          <w:szCs w:val="36"/>
-        </w:rPr>
-        <w:t xml:space="preserve">Step 6: </w:t>
-      </w:r>
-      <w:proofErr w:type="gramStart"/>
-      <w:r>
-        <w:rPr>
-          <w:rFonts w:ascii="Times New Roman" w:eastAsia="Times New Roman" w:hAnsi="Times New Roman" w:cs="Times New Roman"/>
-          <w:sz w:val="36"/>
-          <w:szCs w:val="36"/>
-        </w:rPr>
-        <w:t>Swap(</w:t>
-      </w:r>
-      <w:proofErr w:type="gramEnd"/>
-      <w:r>
-        <w:rPr>
-          <w:rFonts w:ascii="Times New Roman" w:eastAsia="Times New Roman" w:hAnsi="Times New Roman" w:cs="Times New Roman"/>
-          <w:sz w:val="36"/>
-          <w:szCs w:val="36"/>
-        </w:rPr>
-        <w:t xml:space="preserve">heap[index </w:t>
-      </w:r>
-      <m:oMath>
-        <m:r>
-          <w:rPr>
-            <w:rFonts w:ascii="Cambria Math" w:eastAsia="Times New Roman" w:hAnsi="Cambria Math" w:cs="Times New Roman"/>
-            <w:sz w:val="36"/>
-            <w:szCs w:val="36"/>
-          </w:rPr>
-          <m:t>/</m:t>
-        </m:r>
-      </m:oMath>
-      <w:r>
-        <w:rPr>
-          <w:rFonts w:ascii="Times New Roman" w:eastAsia="Times New Roman" w:hAnsi="Times New Roman" w:cs="Times New Roman"/>
-          <w:sz w:val="36"/>
-          <w:szCs w:val="36"/>
-        </w:rPr>
-        <w:t xml:space="preserve"> 2], heap[index])</w:t>
-      </w:r>
-    </w:p>
-    <w:p>
-      <w:pPr>
-        <w:spacing w:after="75" w:line="240" w:lineRule="auto"/>
-        <w:ind w:left="1260" w:hanging="1260"/>
-        <w:jc w:val="both"/>
-        <w:rPr>
-          <w:rFonts w:ascii="Times New Roman" w:eastAsia="Times New Roman" w:hAnsi="Times New Roman" w:cs="Times New Roman"/>
-          <w:sz w:val="36"/>
-          <w:szCs w:val="36"/>
-        </w:rPr>
-      </w:pPr>
-      <w:r>
-        <w:rPr>
-          <w:rFonts w:ascii="Times New Roman" w:eastAsia="Times New Roman" w:hAnsi="Times New Roman" w:cs="Times New Roman"/>
-          <w:sz w:val="36"/>
-          <w:szCs w:val="36"/>
-        </w:rPr>
-        <w:t xml:space="preserve">Step 7: Set index </w:t>
-      </w:r>
-      <m:oMath>
-        <m:r>
-          <w:rPr>
-            <w:rFonts w:ascii="Cambria Math" w:eastAsia="Times New Roman" w:hAnsi="Cambria Math" w:cs="Times New Roman"/>
-            <w:sz w:val="36"/>
-            <w:szCs w:val="36"/>
-          </w:rPr>
-          <m:t>≔</m:t>
-        </m:r>
-      </m:oMath>
-      <w:r>
-        <w:rPr>
-          <w:rFonts w:ascii="Times New Roman" w:eastAsia="Times New Roman" w:hAnsi="Times New Roman" w:cs="Times New Roman"/>
-          <w:sz w:val="36"/>
-          <w:szCs w:val="36"/>
-        </w:rPr>
-        <w:t xml:space="preserve"> index </w:t>
-      </w:r>
-      <m:oMath>
-        <m:r>
-          <w:rPr>
-            <w:rFonts w:ascii="Cambria Math" w:eastAsia="Times New Roman" w:hAnsi="Cambria Math" w:cs="Times New Roman"/>
-            <w:sz w:val="36"/>
-            <w:szCs w:val="36"/>
-          </w:rPr>
-          <m:t>/</m:t>
-        </m:r>
-      </m:oMath>
-      <w:r>
-        <w:rPr>
-          <w:rFonts w:ascii="Times New Roman" w:eastAsia="Times New Roman" w:hAnsi="Times New Roman" w:cs="Times New Roman"/>
-          <w:sz w:val="36"/>
-          <w:szCs w:val="36"/>
-        </w:rPr>
-        <w:t xml:space="preserve"> 2</w:t>
-      </w:r>
-    </w:p>
-    <w:p>
-      <w:pPr>
-        <w:spacing w:after="75" w:line="240" w:lineRule="auto"/>
-        <w:ind w:left="1260" w:hanging="1260"/>
-        <w:jc w:val="both"/>
-        <w:rPr>
-          <w:rFonts w:ascii="Times New Roman" w:eastAsia="Times New Roman" w:hAnsi="Times New Roman" w:cs="Times New Roman"/>
-          <w:sz w:val="36"/>
-          <w:szCs w:val="36"/>
-        </w:rPr>
-      </w:pPr>
-      <w:r>
-        <w:rPr>
-          <w:rFonts w:ascii="Times New Roman" w:eastAsia="Times New Roman" w:hAnsi="Times New Roman" w:cs="Times New Roman"/>
-          <w:sz w:val="36"/>
-          <w:szCs w:val="36"/>
-        </w:rPr>
-        <w:t>Step 8: Go to step 5</w:t>
-      </w:r>
-    </w:p>
-    <w:p>
-      <w:pPr>
-        <w:spacing w:after="75" w:line="240" w:lineRule="auto"/>
-        <w:ind w:left="1260" w:hanging="1260"/>
-        <w:jc w:val="both"/>
-        <w:rPr>
-          <w:rFonts w:ascii="Times New Roman" w:eastAsia="Times New Roman" w:hAnsi="Times New Roman" w:cs="Times New Roman"/>
-          <w:sz w:val="36"/>
-          <w:szCs w:val="36"/>
-        </w:rPr>
-      </w:pPr>
-      <w:r>
-        <w:rPr>
-          <w:rFonts w:ascii="Times New Roman" w:eastAsia="Times New Roman" w:hAnsi="Times New Roman" w:cs="Times New Roman"/>
-          <w:sz w:val="36"/>
-          <w:szCs w:val="36"/>
-        </w:rPr>
-        <w:t>Step 9: Return</w:t>
-      </w:r>
-    </w:p>
-    <w:p>
-      <w:pPr>
-        <w:spacing w:after="75" w:line="240" w:lineRule="auto"/>
-        <w:jc w:val="both"/>
-        <w:rPr>
-          <w:rFonts w:ascii="Times New Roman" w:eastAsia="Times New Roman" w:hAnsi="Times New Roman" w:cs="Times New Roman"/>
-          <w:sz w:val="36"/>
-          <w:szCs w:val="36"/>
-        </w:rPr>
-      </w:pPr>
-    </w:p>
-    <w:p>
-      <w:pPr>
-        <w:spacing w:after="75" w:line="240" w:lineRule="auto"/>
-        <w:jc w:val="both"/>
-        <w:rPr>
-          <w:rFonts w:ascii="Times New Roman" w:eastAsia="Times New Roman" w:hAnsi="Times New Roman" w:cs="Times New Roman"/>
-          <w:bCs/>
-          <w:sz w:val="36"/>
-          <w:szCs w:val="36"/>
-        </w:rPr>
-      </w:pPr>
-      <w:r>
-        <w:rPr>
-          <w:rFonts w:ascii="Times New Roman" w:eastAsia="Times New Roman" w:hAnsi="Times New Roman" w:cs="Times New Roman"/>
-          <w:b/>
-          <w:sz w:val="36"/>
-          <w:szCs w:val="36"/>
-        </w:rPr>
-        <w:t xml:space="preserve">Question </w:t>
-      </w:r>
-      <w:r>
-        <w:rPr>
-          <w:rFonts w:ascii="Times New Roman" w:eastAsia="Times New Roman" w:hAnsi="Times New Roman" w:cs="Times New Roman"/>
-          <w:b/>
-          <w:sz w:val="36"/>
-          <w:szCs w:val="36"/>
-        </w:rPr>
-        <w:t>4</w:t>
-      </w:r>
-      <w:r>
-        <w:rPr>
-          <w:rFonts w:ascii="Times New Roman" w:eastAsia="Times New Roman" w:hAnsi="Times New Roman" w:cs="Times New Roman"/>
-          <w:b/>
-          <w:sz w:val="36"/>
-          <w:szCs w:val="36"/>
-        </w:rPr>
-        <w:t>:</w:t>
-      </w:r>
-      <w:r>
-        <w:rPr>
-          <w:rFonts w:ascii="Times New Roman" w:eastAsia="Times New Roman" w:hAnsi="Times New Roman" w:cs="Times New Roman"/>
-          <w:bCs/>
-          <w:sz w:val="36"/>
-          <w:szCs w:val="36"/>
-        </w:rPr>
-        <w:t xml:space="preserve"> </w:t>
-      </w:r>
       <w:r>
         <w:rPr>
           <w:rFonts w:ascii="Times New Roman" w:eastAsia="Times New Roman" w:hAnsi="Times New Roman" w:cs="Times New Roman"/>
@@ -3316,25 +2986,7 @@
           <w:sz w:val="36"/>
           <w:szCs w:val="36"/>
         </w:rPr>
-        <w:t xml:space="preserve">delete Root from </w:t>
-      </w:r>
-      <w:r>
-        <w:rPr>
-          <w:rFonts w:ascii="Times New Roman" w:eastAsia="Times New Roman" w:hAnsi="Times New Roman" w:cs="Times New Roman"/>
-          <w:bCs/>
-          <w:sz w:val="36"/>
-          <w:szCs w:val="36"/>
-        </w:rPr>
-        <w:t>Min</w:t>
-      </w:r>
-      <w:r>
-        <w:rPr>
-          <w:rFonts w:ascii="Times New Roman" w:eastAsia="Times New Roman" w:hAnsi="Times New Roman" w:cs="Times New Roman"/>
-          <w:bCs/>
-          <w:sz w:val="36"/>
-          <w:szCs w:val="36"/>
-        </w:rPr>
-        <w:t xml:space="preserve"> Heap</w:t>
+        <w:t>delete Root from Min Heap</w:t>
       </w:r>
     </w:p>
     <w:p>
@@ -3736,25 +3388,7 @@
           <w:sz w:val="36"/>
           <w:szCs w:val="36"/>
         </w:rPr>
-        <w:t xml:space="preserve"> l</w:t>
-      </w:r>
-      <w:proofErr w:type="spellStart"/>
-      <w:r>
-        <w:rPr>
-          <w:rFonts w:ascii="Times New Roman" w:eastAsia="Times New Roman" w:hAnsi="Times New Roman" w:cs="Times New Roman"/>
-          <w:sz w:val="36"/>
-          <w:szCs w:val="36"/>
-        </w:rPr>
-        <w:t>en</w:t>
-      </w:r>
-      <w:proofErr w:type="spellEnd"/>
-      <w:r>
-        <w:rPr>
-          <w:rFonts w:ascii="Times New Roman" w:eastAsia="Times New Roman" w:hAnsi="Times New Roman" w:cs="Times New Roman"/>
-          <w:sz w:val="36"/>
-          <w:szCs w:val="36"/>
-        </w:rPr>
-        <w:t xml:space="preserve"> </w:t>
+        <w:t xml:space="preserve"> len </w:t>
       </w:r>
       <m:oMath>
         <m:r>
@@ -3830,23 +3464,7 @@
           <w:sz w:val="36"/>
           <w:szCs w:val="36"/>
         </w:rPr>
-        <w:t>Step 5: Repeat step 6-1</w:t>
-      </w:r>
-      <w:r>
-        <w:rPr>
-          <w:rFonts w:ascii="Times New Roman" w:eastAsia="Times New Roman" w:hAnsi="Times New Roman" w:cs="Times New Roman"/>
-          <w:sz w:val="36"/>
-          <w:szCs w:val="36"/>
-        </w:rPr>
-        <w:t>1</w:t>
-      </w:r>
-      <w:r>
-        <w:rPr>
-          <w:rFonts w:ascii="Times New Roman" w:eastAsia="Times New Roman" w:hAnsi="Times New Roman" w:cs="Times New Roman"/>
-          <w:sz w:val="36"/>
-          <w:szCs w:val="36"/>
-        </w:rPr>
-        <w:t xml:space="preserve"> while 2 </w:t>
+        <w:t xml:space="preserve">Step 5: Repeat step 6-11 while 2 </w:t>
       </w:r>
       <m:oMath>
         <m:r>
@@ -4032,23 +3650,7 @@
           <w:sz w:val="36"/>
           <w:szCs w:val="36"/>
         </w:rPr>
-        <w:t xml:space="preserve">Step 8: Set </w:t>
-      </w:r>
-      <w:r>
-        <w:rPr>
-          <w:rFonts w:ascii="Times New Roman" w:eastAsia="Times New Roman" w:hAnsi="Times New Roman" w:cs="Times New Roman"/>
-          <w:sz w:val="36"/>
-          <w:szCs w:val="36"/>
-        </w:rPr>
-        <w:t>smallest</w:t>
-      </w:r>
-      <w:r>
-        <w:rPr>
-          <w:rFonts w:ascii="Times New Roman" w:eastAsia="Times New Roman" w:hAnsi="Times New Roman" w:cs="Times New Roman"/>
-          <w:sz w:val="36"/>
-          <w:szCs w:val="36"/>
-        </w:rPr>
-        <w:t xml:space="preserve"> </w:t>
+        <w:t xml:space="preserve">Step 8: Set smallest </w:t>
       </w:r>
       <m:oMath>
         <m:r>
@@ -4104,25 +3706,7 @@
           <w:sz w:val="36"/>
           <w:szCs w:val="36"/>
         </w:rPr>
-        <w:t xml:space="preserve"> </w:t>
-      </w:r>
-      <w:proofErr w:type="spellStart"/>
-      <w:r>
-        <w:rPr>
-          <w:rFonts w:ascii="Times New Roman" w:eastAsia="Times New Roman" w:hAnsi="Times New Roman" w:cs="Times New Roman"/>
-          <w:sz w:val="36"/>
-          <w:szCs w:val="36"/>
-        </w:rPr>
-        <w:t>len</w:t>
-      </w:r>
-      <w:proofErr w:type="spellEnd"/>
-      <w:r>
-        <w:rPr>
-          <w:rFonts w:ascii="Times New Roman" w:eastAsia="Times New Roman" w:hAnsi="Times New Roman" w:cs="Times New Roman"/>
-          <w:sz w:val="36"/>
-          <w:szCs w:val="36"/>
-        </w:rPr>
-        <w:t xml:space="preserve"> and heap[left] </w:t>
+        <w:t xml:space="preserve"> len and heap[left] </w:t>
       </w:r>
       <m:oMath>
         <m:r>
@@ -4217,25 +3801,7 @@
           <w:sz w:val="36"/>
           <w:szCs w:val="36"/>
         </w:rPr>
-        <w:t xml:space="preserve"> </w:t>
-      </w:r>
-      <w:proofErr w:type="spellStart"/>
-      <w:r>
-        <w:rPr>
-          <w:rFonts w:ascii="Times New Roman" w:eastAsia="Times New Roman" w:hAnsi="Times New Roman" w:cs="Times New Roman"/>
-          <w:sz w:val="36"/>
-          <w:szCs w:val="36"/>
-        </w:rPr>
-        <w:t>len</w:t>
-      </w:r>
-      <w:proofErr w:type="spellEnd"/>
-      <w:r>
-        <w:rPr>
-          <w:rFonts w:ascii="Times New Roman" w:eastAsia="Times New Roman" w:hAnsi="Times New Roman" w:cs="Times New Roman"/>
-          <w:sz w:val="36"/>
-          <w:szCs w:val="36"/>
-        </w:rPr>
-        <w:t xml:space="preserve"> and heap[right] </w:t>
+        <w:t xml:space="preserve"> len and heap[right] </w:t>
       </w:r>
       <m:oMath>
         <m:r>
